--- a/zabeer.docx
+++ b/zabeer.docx
@@ -288,7 +288,7 @@
         <mc:AlternateContent>
           <mc:Choice Requires="wpg">
             <w:drawing>
-              <wp:anchor behindDoc="1" distT="0" distB="0" distL="0" distR="0" simplePos="0" locked="0" layoutInCell="0" allowOverlap="1" relativeHeight="6">
+              <wp:anchor behindDoc="1" distT="0" distB="0" distL="0" distR="0" simplePos="0" locked="0" layoutInCell="0" allowOverlap="1" relativeHeight="2">
                 <wp:simplePos x="0" y="0"/>
                 <wp:positionH relativeFrom="page">
                   <wp:posOffset>861060</wp:posOffset>
@@ -1802,7 +1802,7 @@
         <mc:AlternateContent>
           <mc:Choice Requires="wpg">
             <w:drawing>
-              <wp:anchor behindDoc="0" distT="0" distB="0" distL="0" distR="0" simplePos="0" locked="0" layoutInCell="1" allowOverlap="1" relativeHeight="2">
+              <wp:anchor behindDoc="0" distT="0" distB="0" distL="0" distR="0" simplePos="0" locked="0" layoutInCell="1" allowOverlap="1" relativeHeight="6">
                 <wp:simplePos x="0" y="0"/>
                 <wp:positionH relativeFrom="column">
                   <wp:posOffset>105410</wp:posOffset>
@@ -1994,14 +1994,58 @@
       </w:r>
       <w:r>
         <w:rPr>
-          <w:b w:val="false"/>
-          <w:bCs w:val="false"/>
-          <w:color w:val="111111"/>
-          <w:spacing w:val="-2"/>
-          <w:sz w:val="22"/>
+          <w:color w:val="111111"/>
+          <w:spacing w:val="-4"/>
           <w:shd w:fill="auto" w:val="clear"/>
         </w:rPr>
-        <w:t xml:space="preserve">* used clerk from jsonwebtoken because of default security with clerk. </w:t>
+        <w:t xml:space="preserve">* </w:t>
+      </w:r>
+      <w:r>
+        <w:rPr>
+          <w:rFonts w:asciiTheme="minorHAnsi" w:eastAsiaTheme="minorHAnsi" w:hAnsiTheme="minorHAnsi"/>
+          <w:color w:val="111111"/>
+          <w:spacing w:val="-4"/>
+          <w:shd w:fill="auto" w:val="clear"/>
+        </w:rPr>
+        <w:t xml:space="preserve">Used </w:t>
+      </w:r>
+      <w:r>
+        <w:rPr>
+          <w:rStyle w:val="Strong"/>
+          <w:rFonts w:asciiTheme="minorHAnsi" w:eastAsiaTheme="minorHAnsi" w:hAnsiTheme="minorHAnsi"/>
+          <w:b/>
+          <w:bCs/>
+          <w:color w:val="111111"/>
+          <w:spacing w:val="-4"/>
+          <w:shd w:fill="auto" w:val="clear"/>
+        </w:rPr>
+        <w:t>Clerk authentication</w:t>
+      </w:r>
+      <w:r>
+        <w:rPr>
+          <w:rFonts w:asciiTheme="minorHAnsi" w:eastAsiaTheme="minorHAnsi" w:hAnsiTheme="minorHAnsi"/>
+          <w:color w:val="111111"/>
+          <w:spacing w:val="-4"/>
+          <w:shd w:fill="auto" w:val="clear"/>
+        </w:rPr>
+        <w:t xml:space="preserve"> for enhanced built-in security instead of JWT.</w:t>
+        <w:br/>
+      </w:r>
+      <w:r>
+        <w:rPr>
+          <w:rFonts w:asciiTheme="minorHAnsi" w:eastAsiaTheme="minorHAnsi" w:hAnsiTheme="minorHAnsi"/>
+          <w:color w:val="111111"/>
+          <w:spacing w:val="-4"/>
+          <w:shd w:fill="auto" w:val="clear"/>
+        </w:rPr>
+        <w:t xml:space="preserve">* </w:t>
+      </w:r>
+      <w:r>
+        <w:rPr>
+          <w:rFonts w:asciiTheme="minorHAnsi" w:eastAsiaTheme="minorHAnsi" w:hAnsiTheme="minorHAnsi"/>
+          <w:shd w:fill="auto" w:val="clear"/>
+        </w:rPr>
+        <w:t>Independently handled full-stack development and deployment (Frontend, Backend, APIs).</w:t>
       </w:r>
     </w:p>
     <w:p>
@@ -2091,14 +2135,8 @@
           <w:shd w:fill="auto" w:val="clear"/>
         </w:rPr>
         <w:t>| theme color changing (7 themes) |authentication (jwt)</w:t>
-      </w:r>
-    </w:p>
-    <w:p>
-      <w:pPr>
-        <w:pStyle w:val="BodyText"/>
-        <w:spacing w:before="208" w:after="0"/>
-        <w:rPr/>
-      </w:pPr>
+        <w:br/>
+      </w:r>
       <w:r>
         <w:rPr>
           <w:color w:val="111111"/>
@@ -2855,7 +2893,7 @@
       <w:hyperlink r:id="rId9">
         <w:r>
           <w:rPr>
-            <w:rStyle w:val="ListLabel23"/>
+            <w:rStyle w:val="Hyperlink"/>
             <w:b/>
             <w:color w:val="0000FF"/>
             <w:spacing w:val="-2"/>
@@ -2865,17 +2903,204 @@
           <w:t>https://azlotv.com/</w:t>
         </w:r>
       </w:hyperlink>
+      <w:r>
+        <w:rPr>
+          <w:b/>
+          <w:color w:val="0000FF"/>
+          <w:spacing w:val="-2"/>
+          <w:sz w:val="22"/>
+          <w:u w:val="single" w:color="0000FF"/>
+        </w:rPr>
+        <w:br/>
+        <w:br/>
+        <w:t xml:space="preserve"> </w:t>
+        <w:br/>
+      </w:r>
+      <w:r>
+        <w:rPr>
+          <w:rStyle w:val="Hyperlink"/>
+          <w:b/>
+          <w:color w:val="0000FF"/>
+          <w:spacing w:val="-2"/>
+          <w:sz w:val="22"/>
+          <w:highlight w:val="cyan"/>
+          <w:u w:val="single" w:color="0000FF"/>
+          <w:shd w:fill="auto" w:val="clear"/>
+        </w:rPr>
+        <w:t>Laravel Sail Environment Provisioning Automation (Bash + Docker)</w:t>
+      </w:r>
+      <w:hyperlink r:id="rId10">
+        <w:r>
+          <w:rPr>
+            <w:rStyle w:val="ListLabel24"/>
+            <w:b/>
+            <w:color w:val="000000"/>
+            <w:spacing w:val="-2"/>
+            <w:sz w:val="22"/>
+            <w:highlight w:val="cyan"/>
+            <w:u w:val="single" w:color="0000FF"/>
+            <w:shd w:fill="auto" w:val="clear"/>
+          </w:rPr>
+          <w:t>:</w:t>
+        </w:r>
+      </w:hyperlink>
     </w:p>
     <w:p>
       <w:pPr>
         <w:pStyle w:val="BodyText"/>
-        <w:spacing w:before="145" w:after="0"/>
-        <w:ind w:left="0" w:right="0"/>
-        <w:rPr/>
-      </w:pPr>
-      <w:r>
-        <w:rPr/>
-      </w:r>
+        <w:numPr>
+          <w:ilvl w:val="0"/>
+          <w:numId w:val="0"/>
+        </w:numPr>
+        <w:ind w:hanging="0" w:left="165"/>
+        <w:rPr>
+          <w:b w:val="false"/>
+          <w:bCs w:val="false"/>
+        </w:rPr>
+      </w:pPr>
+      <w:r>
+        <w:rPr>
+          <w:b w:val="false"/>
+          <w:bCs w:val="false"/>
+          <w:color w:val="111111"/>
+          <w:spacing w:val="-2"/>
+        </w:rPr>
+        <w:t>**</w:t>
+      </w:r>
+      <w:r>
+        <w:rPr>
+          <w:b w:val="false"/>
+          <w:bCs w:val="false"/>
+          <w:color w:val="111111"/>
+          <w:spacing w:val="-2"/>
+        </w:rPr>
+        <w:t xml:space="preserve"> Built a modular Bash-based provisioning tool for Laravel + Docker Sail with an interactive setup flow (app name, Laravel/PHP versions, web/API mode).</w:t>
+      </w:r>
+    </w:p>
+    <w:p>
+      <w:pPr>
+        <w:pStyle w:val="BodyText"/>
+        <w:numPr>
+          <w:ilvl w:val="0"/>
+          <w:numId w:val="0"/>
+        </w:numPr>
+        <w:ind w:hanging="0" w:left="165"/>
+        <w:rPr>
+          <w:b w:val="false"/>
+          <w:bCs w:val="false"/>
+        </w:rPr>
+      </w:pPr>
+      <w:r>
+        <w:rPr>
+          <w:b w:val="false"/>
+          <w:bCs w:val="false"/>
+          <w:color w:val="111111"/>
+          <w:spacing w:val="-2"/>
+        </w:rPr>
+        <w:t xml:space="preserve">** </w:t>
+      </w:r>
+      <w:r>
+        <w:rPr>
+          <w:b w:val="false"/>
+          <w:bCs w:val="false"/>
+          <w:color w:val="111111"/>
+          <w:spacing w:val="-2"/>
+        </w:rPr>
+        <w:t>Automated API-ready setup for Laravel 12 (API install, CORS configuration, and `/api/status` health endpoint) and handled Sail service compatibility dynamically.</w:t>
+      </w:r>
+    </w:p>
+    <w:p>
+      <w:pPr>
+        <w:pStyle w:val="BodyText"/>
+        <w:numPr>
+          <w:ilvl w:val="0"/>
+          <w:numId w:val="0"/>
+        </w:numPr>
+        <w:ind w:hanging="0" w:left="165"/>
+        <w:rPr>
+          <w:b w:val="false"/>
+          <w:bCs w:val="false"/>
+        </w:rPr>
+      </w:pPr>
+      <w:r>
+        <w:rPr>
+          <w:b w:val="false"/>
+          <w:bCs w:val="false"/>
+          <w:color w:val="111111"/>
+          <w:spacing w:val="-2"/>
+        </w:rPr>
+        <w:t xml:space="preserve">** </w:t>
+      </w:r>
+      <w:r>
+        <w:rPr>
+          <w:b w:val="false"/>
+          <w:bCs w:val="false"/>
+          <w:color w:val="111111"/>
+          <w:spacing w:val="-2"/>
+        </w:rPr>
+        <w:t>Improved reliability with host/container permission fixes, MySQL readiness-aware migration retries, and one-command local environment bootstrapping.</w:t>
+      </w:r>
+    </w:p>
+    <w:p>
+      <w:pPr>
+        <w:pStyle w:val="ListParagraph"/>
+        <w:numPr>
+          <w:ilvl w:val="0"/>
+          <w:numId w:val="1"/>
+        </w:numPr>
+        <w:tabs>
+          <w:tab w:val="clear" w:pos="720"/>
+          <w:tab w:val="left" w:pos="322" w:leader="none"/>
+        </w:tabs>
+        <w:spacing w:lineRule="auto" w:line="240" w:before="0" w:after="0"/>
+        <w:ind w:hanging="0" w:left="165" w:right="4769"/>
+        <w:jc w:val="left"/>
+        <w:rPr>
+          <w:b/>
+          <w:color w:val="111111"/>
+          <w:sz w:val="22"/>
+        </w:rPr>
+      </w:pPr>
+      <w:r>
+        <w:rPr>
+          <w:rStyle w:val="Hyperlink"/>
+          <w:b/>
+          <w:color w:val="0000FF"/>
+          <w:spacing w:val="-2"/>
+          <w:sz w:val="22"/>
+          <w:u w:val="single" w:color="0000FF"/>
+          <w:shd w:fill="auto" w:val="clear"/>
+        </w:rPr>
+        <w:t xml:space="preserve">Github: </w:t>
+      </w:r>
+      <w:hyperlink r:id="rId11">
+        <w:r>
+          <w:rPr>
+            <w:rStyle w:val="Hyperlink"/>
+            <w:b/>
+            <w:color w:val="0000FF"/>
+            <w:spacing w:val="-2"/>
+            <w:sz w:val="22"/>
+            <w:u w:val="single" w:color="0000FF"/>
+            <w:shd w:fill="auto" w:val="clear"/>
+          </w:rPr>
+          <w:t>https://github.com/zabeer001/laravel_install_with_docker</w:t>
+        </w:r>
+      </w:hyperlink>
+      <w:hyperlink r:id="rId12">
+        <w:r>
+          <w:rPr>
+            <w:rStyle w:val="Hyperlink"/>
+            <w:b/>
+            <w:color w:val="0000FF"/>
+            <w:spacing w:val="-2"/>
+            <w:sz w:val="22"/>
+            <w:u w:val="single" w:color="0000FF"/>
+            <w:shd w:fill="auto" w:val="clear"/>
+          </w:rPr>
+          <w:br/>
+        </w:r>
+      </w:hyperlink>
     </w:p>
     <w:p>
       <w:pPr>
@@ -2886,7 +3111,7 @@
         <mc:AlternateContent>
           <mc:Choice Requires="wps">
             <w:drawing>
-              <wp:anchor behindDoc="0" distT="1270" distB="0" distL="635" distR="0" simplePos="0" locked="0" layoutInCell="0" allowOverlap="1" relativeHeight="8">
+              <wp:anchor behindDoc="0" distT="1270" distB="0" distL="635" distR="0" simplePos="0" locked="0" layoutInCell="0" allowOverlap="1" relativeHeight="10">
                 <wp:simplePos x="0" y="0"/>
                 <wp:positionH relativeFrom="page">
                   <wp:posOffset>2366010</wp:posOffset>
@@ -2911,9 +3136,9 @@
                           <a:avLst/>
                           <a:gdLst>
                             <a:gd name="textAreaLeft" fmla="*/ 0 w 22680"/>
-                            <a:gd name="textAreaRight" fmla="*/ 25560 w 22680"/>
+                            <a:gd name="textAreaRight" fmla="*/ 25920 w 22680"/>
                             <a:gd name="textAreaTop" fmla="*/ 0 h 5400"/>
-                            <a:gd name="textAreaBottom" fmla="*/ 8280 h 5400"/>
+                            <a:gd name="textAreaBottom" fmla="*/ 8640 h 5400"/>
                           </a:gdLst>
                           <a:ahLst/>
                           <a:rect l="textAreaLeft" t="textAreaTop" r="textAreaRight" b="textAreaBottom"/>
@@ -2972,7 +3197,7 @@
         </w:rPr>
         <w:t>Laravel Microservice</w:t>
       </w:r>
-      <w:hyperlink r:id="rId10">
+      <w:hyperlink r:id="rId13">
         <w:r>
           <w:rPr>
             <w:rStyle w:val="ListLabel24"/>
@@ -3037,6 +3262,87 @@
         <w:rPr/>
       </w:pPr>
       <w:r>
+        <mc:AlternateContent>
+          <mc:Choice Requires="wps">
+            <w:drawing>
+              <wp:anchor behindDoc="0" distT="1270" distB="0" distL="635" distR="0" simplePos="0" locked="0" layoutInCell="0" allowOverlap="1" relativeHeight="15">
+                <wp:simplePos x="0" y="0"/>
+                <wp:positionH relativeFrom="page">
+                  <wp:posOffset>2366010</wp:posOffset>
+                </wp:positionH>
+                <wp:positionV relativeFrom="paragraph">
+                  <wp:posOffset>148590</wp:posOffset>
+                </wp:positionV>
+                <wp:extent cx="40005" cy="9525"/>
+                <wp:effectExtent l="635" t="1270" r="0" b="0"/>
+                <wp:wrapNone/>
+                <wp:docPr id="8" name="Graphic 2"/>
+                <a:graphic xmlns:a="http://schemas.openxmlformats.org/drawingml/2006/main">
+                  <a:graphicData uri="http://schemas.microsoft.com/office/word/2010/wordprocessingShape">
+                    <wps:wsp>
+                      <wps:cNvSpPr/>
+                      <wps:spPr>
+                        <a:xfrm>
+                          <a:off x="0" y="0"/>
+                          <a:ext cx="39960" cy="9360"/>
+                        </a:xfrm>
+                        <a:custGeom>
+                          <a:avLst/>
+                          <a:gdLst>
+                            <a:gd name="textAreaLeft" fmla="*/ 0 w 22680"/>
+                            <a:gd name="textAreaRight" fmla="*/ 25920 w 22680"/>
+                            <a:gd name="textAreaTop" fmla="*/ 0 h 5400"/>
+                            <a:gd name="textAreaBottom" fmla="*/ 8640 h 5400"/>
+                          </a:gdLst>
+                          <a:ahLst/>
+                          <a:rect l="textAreaLeft" t="textAreaTop" r="textAreaRight" b="textAreaBottom"/>
+                          <a:pathLst>
+                            <a:path w="40005" h="9525">
+                              <a:moveTo>
+                                <a:pt x="39624" y="0"/>
+                              </a:moveTo>
+                              <a:lnTo>
+                                <a:pt x="0" y="0"/>
+                              </a:lnTo>
+                              <a:lnTo>
+                                <a:pt x="0" y="9143"/>
+                              </a:lnTo>
+                              <a:lnTo>
+                                <a:pt x="39624" y="9143"/>
+                              </a:lnTo>
+                              <a:lnTo>
+                                <a:pt x="39624" y="0"/>
+                              </a:lnTo>
+                              <a:close/>
+                            </a:path>
+                          </a:pathLst>
+                        </a:custGeom>
+                        <a:solidFill>
+                          <a:srgbClr val="000000"/>
+                        </a:solidFill>
+                        <a:ln w="0">
+                          <a:noFill/>
+                        </a:ln>
+                      </wps:spPr>
+                      <wps:style>
+                        <a:lnRef idx="0"/>
+                        <a:fillRef idx="0"/>
+                        <a:effectRef idx="0"/>
+                        <a:fontRef idx="minor"/>
+                      </wps:style>
+                      <wps:bodyPr/>
+                    </wps:wsp>
+                  </a:graphicData>
+                </a:graphic>
+              </wp:anchor>
+            </w:drawing>
+          </mc:Choice>
+          <mc:Fallback>
+            <w:pict/>
+          </mc:Fallback>
+        </mc:AlternateContent>
+      </w:r>
+      <w:r>
         <w:rPr>
           <w:color w:val="111111"/>
           <w:spacing w:val="-2"/>
@@ -3044,6 +3350,18 @@
         </w:rPr>
         <w:t xml:space="preserve">Github: </w:t>
       </w:r>
+      <w:hyperlink r:id="rId14">
+        <w:r>
+          <w:rPr>
+            <w:rStyle w:val="Hyperlink"/>
+            <w:color w:val="0000FF"/>
+            <w:spacing w:val="-2"/>
+            <w:u w:val="single" w:color="0000FF"/>
+            <w:shd w:fill="auto" w:val="clear"/>
+          </w:rPr>
+          <w:t>https://github.com/zabeer001/microservice_laravel</w:t>
+        </w:r>
+      </w:hyperlink>
       <w:r>
         <w:rPr>
           <w:rStyle w:val="Hyperlink"/>
@@ -3052,28 +3370,7 @@
           <w:u w:val="single" w:color="0000FF"/>
           <w:shd w:fill="auto" w:val="clear"/>
         </w:rPr>
-        <w:t>https://github.com/zabeer001/microservice_laravel</w:t>
-      </w:r>
-    </w:p>
-    <w:p>
-      <w:pPr>
-        <w:pStyle w:val="BodyText"/>
-        <w:spacing w:before="207" w:after="0"/>
-        <w:rPr>
-          <w:color w:val="0000FF"/>
-          <w:spacing w:val="-2"/>
-          <w:highlight w:val="none"/>
-          <w:u w:val="single" w:color="0000FF"/>
-          <w:shd w:fill="auto" w:val="clear"/>
-        </w:rPr>
-      </w:pPr>
-      <w:r>
-        <w:rPr>
-          <w:color w:val="0000FF"/>
-          <w:spacing w:val="-2"/>
-          <w:u w:val="single" w:color="0000FF"/>
-          <w:shd w:fill="auto" w:val="clear"/>
-        </w:rPr>
+        <w:br/>
       </w:r>
     </w:p>
     <w:p>
@@ -3081,12 +3378,12 @@
         <w:pStyle w:val="BodyText"/>
         <w:rPr/>
       </w:pPr>
-      <w:hyperlink r:id="rId11">
+      <w:hyperlink r:id="rId15">
         <w:r>
           <mc:AlternateContent>
             <mc:Choice Requires="wps">
               <w:drawing>
-                <wp:anchor behindDoc="0" distT="1270" distB="0" distL="635" distR="0" simplePos="0" locked="0" layoutInCell="0" allowOverlap="1" relativeHeight="9">
+                <wp:anchor behindDoc="0" distT="1270" distB="0" distL="635" distR="0" simplePos="0" locked="0" layoutInCell="0" allowOverlap="1" relativeHeight="11">
                   <wp:simplePos x="0" y="0"/>
                   <wp:positionH relativeFrom="page">
                     <wp:posOffset>2366010</wp:posOffset>
@@ -3097,7 +3394,7 @@
                   <wp:extent cx="40005" cy="9525"/>
                   <wp:effectExtent l="635" t="1270" r="0" b="0"/>
                   <wp:wrapNone/>
-                  <wp:docPr id="8" name="Graphic 14"/>
+                  <wp:docPr id="9" name="Graphic 14"/>
                   <a:graphic xmlns:a="http://schemas.openxmlformats.org/drawingml/2006/main">
                     <a:graphicData uri="http://schemas.microsoft.com/office/word/2010/wordprocessingShape">
                       <wps:wsp>
@@ -3111,9 +3408,9 @@
                             <a:avLst/>
                             <a:gdLst>
                               <a:gd name="textAreaLeft" fmla="*/ 0 w 22680"/>
-                              <a:gd name="textAreaRight" fmla="*/ 25560 w 22680"/>
+                              <a:gd name="textAreaRight" fmla="*/ 25920 w 22680"/>
                               <a:gd name="textAreaTop" fmla="*/ 0 h 5400"/>
-                              <a:gd name="textAreaBottom" fmla="*/ 8280 h 5400"/>
+                              <a:gd name="textAreaBottom" fmla="*/ 8640 h 5400"/>
                             </a:gdLst>
                             <a:ahLst/>
                             <a:rect l="textAreaLeft" t="textAreaTop" r="textAreaRight" b="textAreaBottom"/>
@@ -3439,10 +3736,10 @@
         </w:rPr>
         <w:t xml:space="preserve">Github: </w:t>
       </w:r>
-      <w:hyperlink r:id="rId12">
+      <w:hyperlink r:id="rId16">
         <w:r>
           <w:rPr>
-            <w:rStyle w:val="ListLabel26"/>
+            <w:rStyle w:val="Hyperlink"/>
             <w:color w:val="0000FF"/>
             <w:spacing w:val="-2"/>
             <w:u w:val="single" w:color="0000FF"/>
@@ -3455,786 +3752,6 @@
     <w:p>
       <w:pPr>
         <w:pStyle w:val="BodyText"/>
-        <w:spacing w:before="207" w:after="0"/>
-        <w:rPr>
-          <w:color w:val="0000FF"/>
-          <w:spacing w:val="-2"/>
-          <w:highlight w:val="cyan"/>
-          <w:u w:val="single" w:color="0000FF"/>
-        </w:rPr>
-      </w:pPr>
-      <w:r>
-        <w:rPr>
-          <w:color w:val="0000FF"/>
-          <w:spacing w:val="-2"/>
-          <w:highlight w:val="cyan"/>
-          <w:u w:val="single" w:color="0000FF"/>
-        </w:rPr>
-      </w:r>
-    </w:p>
-    <w:p>
-      <w:pPr>
-        <w:pStyle w:val="BodyText"/>
-        <w:spacing w:lineRule="exact" w:line="265"/>
-        <w:rPr/>
-      </w:pPr>
-      <w:r>
-        <w:rPr>
-          <w:color w:val="000000"/>
-          <w:highlight w:val="cyan"/>
-        </w:rPr>
-        <w:t>Dental</w:t>
-      </w:r>
-      <w:r>
-        <w:rPr>
-          <w:color w:val="000000"/>
-          <w:spacing w:val="-8"/>
-          <w:highlight w:val="cyan"/>
-        </w:rPr>
-        <w:t xml:space="preserve"> </w:t>
-      </w:r>
-      <w:r>
-        <w:rPr>
-          <w:color w:val="000000"/>
-          <w:highlight w:val="cyan"/>
-        </w:rPr>
-        <w:t>Project</w:t>
-      </w:r>
-      <w:r>
-        <w:rPr>
-          <w:color w:val="000000"/>
-          <w:spacing w:val="-7"/>
-          <w:highlight w:val="cyan"/>
-        </w:rPr>
-        <w:t xml:space="preserve"> </w:t>
-      </w:r>
-      <w:r>
-        <w:rPr>
-          <w:color w:val="000000"/>
-          <w:highlight w:val="cyan"/>
-        </w:rPr>
-        <w:t>(Wordpress</w:t>
-      </w:r>
-      <w:r>
-        <w:rPr>
-          <w:color w:val="000000"/>
-          <w:spacing w:val="-7"/>
-          <w:highlight w:val="cyan"/>
-        </w:rPr>
-        <w:t xml:space="preserve"> </w:t>
-      </w:r>
-      <w:r>
-        <w:rPr>
-          <w:color w:val="000000"/>
-          <w:spacing w:val="-2"/>
-          <w:highlight w:val="cyan"/>
-        </w:rPr>
-        <w:t>Plugin):</w:t>
-      </w:r>
-    </w:p>
-    <w:p>
-      <w:pPr>
-        <w:pStyle w:val="BodyText"/>
-        <w:ind w:left="0" w:right="0"/>
-        <w:rPr/>
-      </w:pPr>
-      <w:r>
-        <w:rPr/>
-      </w:r>
-    </w:p>
-    <w:p>
-      <w:pPr>
-        <w:pStyle w:val="ListParagraph"/>
-        <w:numPr>
-          <w:ilvl w:val="0"/>
-          <w:numId w:val="1"/>
-        </w:numPr>
-        <w:tabs>
-          <w:tab w:val="clear" w:pos="720"/>
-          <w:tab w:val="left" w:pos="322" w:leader="none"/>
-        </w:tabs>
-        <w:spacing w:lineRule="auto" w:line="240" w:before="0" w:after="0"/>
-        <w:ind w:hanging="157" w:left="322" w:right="0"/>
-        <w:jc w:val="left"/>
-        <w:rPr>
-          <w:b/>
-          <w:sz w:val="22"/>
-        </w:rPr>
-      </w:pPr>
-      <w:r>
-        <w:rPr>
-          <w:b/>
-          <w:sz w:val="22"/>
-        </w:rPr>
-        <w:t>Image</w:t>
-      </w:r>
-      <w:r>
-        <w:rPr>
-          <w:b/>
-          <w:spacing w:val="-9"/>
-          <w:sz w:val="22"/>
-        </w:rPr>
-        <w:t xml:space="preserve"> </w:t>
-      </w:r>
-      <w:r>
-        <w:rPr>
-          <w:b/>
-          <w:sz w:val="22"/>
-        </w:rPr>
-        <w:t>Processing(SVG):</w:t>
-      </w:r>
-      <w:r>
-        <w:rPr>
-          <w:b/>
-          <w:spacing w:val="-5"/>
-          <w:sz w:val="22"/>
-        </w:rPr>
-        <w:t xml:space="preserve"> </w:t>
-      </w:r>
-      <w:r>
-        <w:rPr>
-          <w:b/>
-          <w:sz w:val="22"/>
-        </w:rPr>
-        <w:t>Patient</w:t>
-      </w:r>
-      <w:r>
-        <w:rPr>
-          <w:b/>
-          <w:spacing w:val="-6"/>
-          <w:sz w:val="22"/>
-        </w:rPr>
-        <w:t xml:space="preserve"> </w:t>
-      </w:r>
-      <w:r>
-        <w:rPr>
-          <w:b/>
-          <w:sz w:val="22"/>
-        </w:rPr>
-        <w:t>can</w:t>
-      </w:r>
-      <w:r>
-        <w:rPr>
-          <w:b/>
-          <w:spacing w:val="-5"/>
-          <w:sz w:val="22"/>
-        </w:rPr>
-        <w:t xml:space="preserve"> </w:t>
-      </w:r>
-      <w:r>
-        <w:rPr>
-          <w:b/>
-          <w:sz w:val="22"/>
-        </w:rPr>
-        <w:t>Select</w:t>
-      </w:r>
-      <w:r>
-        <w:rPr>
-          <w:b/>
-          <w:spacing w:val="-6"/>
-          <w:sz w:val="22"/>
-        </w:rPr>
-        <w:t xml:space="preserve"> </w:t>
-      </w:r>
-      <w:r>
-        <w:rPr>
-          <w:b/>
-          <w:sz w:val="22"/>
-        </w:rPr>
-        <w:t>tooth</w:t>
-      </w:r>
-      <w:r>
-        <w:rPr>
-          <w:b/>
-          <w:spacing w:val="-4"/>
-          <w:sz w:val="22"/>
-        </w:rPr>
-        <w:t xml:space="preserve"> </w:t>
-      </w:r>
-      <w:r>
-        <w:rPr>
-          <w:b/>
-          <w:sz w:val="22"/>
-        </w:rPr>
-        <w:t>which</w:t>
-      </w:r>
-      <w:r>
-        <w:rPr>
-          <w:b/>
-          <w:spacing w:val="-5"/>
-          <w:sz w:val="22"/>
-        </w:rPr>
-        <w:t xml:space="preserve"> </w:t>
-      </w:r>
-      <w:r>
-        <w:rPr>
-          <w:b/>
-          <w:sz w:val="22"/>
-        </w:rPr>
-        <w:t>teeth</w:t>
-      </w:r>
-      <w:r>
-        <w:rPr>
-          <w:b/>
-          <w:spacing w:val="-5"/>
-          <w:sz w:val="22"/>
-        </w:rPr>
-        <w:t xml:space="preserve"> </w:t>
-      </w:r>
-      <w:r>
-        <w:rPr>
-          <w:b/>
-          <w:sz w:val="22"/>
-        </w:rPr>
-        <w:t>he</w:t>
-      </w:r>
-      <w:r>
-        <w:rPr>
-          <w:b/>
-          <w:spacing w:val="-7"/>
-          <w:sz w:val="22"/>
-        </w:rPr>
-        <w:t xml:space="preserve"> </w:t>
-      </w:r>
-      <w:r>
-        <w:rPr>
-          <w:b/>
-          <w:sz w:val="22"/>
-        </w:rPr>
-        <w:t>needs</w:t>
-      </w:r>
-      <w:r>
-        <w:rPr>
-          <w:b/>
-          <w:spacing w:val="-7"/>
-          <w:sz w:val="22"/>
-        </w:rPr>
-        <w:t xml:space="preserve"> </w:t>
-      </w:r>
-      <w:r>
-        <w:rPr>
-          <w:b/>
-          <w:spacing w:val="-2"/>
-          <w:sz w:val="22"/>
-        </w:rPr>
-        <w:t>treatment.</w:t>
-      </w:r>
-    </w:p>
-    <w:p>
-      <w:pPr>
-        <w:pStyle w:val="ListParagraph"/>
-        <w:numPr>
-          <w:ilvl w:val="0"/>
-          <w:numId w:val="1"/>
-        </w:numPr>
-        <w:tabs>
-          <w:tab w:val="clear" w:pos="720"/>
-          <w:tab w:val="left" w:pos="322" w:leader="none"/>
-        </w:tabs>
-        <w:spacing w:lineRule="auto" w:line="240" w:before="1" w:after="0"/>
-        <w:ind w:hanging="157" w:left="322" w:right="0"/>
-        <w:jc w:val="left"/>
-        <w:rPr>
-          <w:b/>
-          <w:sz w:val="22"/>
-        </w:rPr>
-      </w:pPr>
-      <w:r>
-        <w:rPr>
-          <w:b/>
-          <w:sz w:val="22"/>
-        </w:rPr>
-        <w:t>Custom</w:t>
-      </w:r>
-      <w:r>
-        <w:rPr>
-          <w:b/>
-          <w:spacing w:val="-8"/>
-          <w:sz w:val="22"/>
-        </w:rPr>
-        <w:t xml:space="preserve"> </w:t>
-      </w:r>
-      <w:r>
-        <w:rPr>
-          <w:b/>
-          <w:sz w:val="22"/>
-        </w:rPr>
-        <w:t>Auth</w:t>
-      </w:r>
-      <w:r>
-        <w:rPr>
-          <w:b/>
-          <w:spacing w:val="-4"/>
-          <w:sz w:val="22"/>
-        </w:rPr>
-        <w:t xml:space="preserve"> </w:t>
-      </w:r>
-      <w:r>
-        <w:rPr>
-          <w:b/>
-          <w:sz w:val="22"/>
-        </w:rPr>
-        <w:t>Plugin</w:t>
-      </w:r>
-      <w:r>
-        <w:rPr>
-          <w:b/>
-          <w:spacing w:val="-4"/>
-          <w:sz w:val="22"/>
-        </w:rPr>
-        <w:t xml:space="preserve"> </w:t>
-      </w:r>
-      <w:r>
-        <w:rPr>
-          <w:b/>
-          <w:sz w:val="22"/>
-        </w:rPr>
-        <w:t>(Login,</w:t>
-      </w:r>
-      <w:r>
-        <w:rPr>
-          <w:b/>
-          <w:spacing w:val="-5"/>
-          <w:sz w:val="22"/>
-        </w:rPr>
-        <w:t xml:space="preserve"> </w:t>
-      </w:r>
-      <w:r>
-        <w:rPr>
-          <w:b/>
-          <w:spacing w:val="-2"/>
-          <w:sz w:val="22"/>
-        </w:rPr>
-        <w:t>registration)</w:t>
-      </w:r>
-    </w:p>
-    <w:p>
-      <w:pPr>
-        <w:pStyle w:val="ListParagraph"/>
-        <w:numPr>
-          <w:ilvl w:val="0"/>
-          <w:numId w:val="1"/>
-        </w:numPr>
-        <w:tabs>
-          <w:tab w:val="clear" w:pos="720"/>
-          <w:tab w:val="left" w:pos="322" w:leader="none"/>
-        </w:tabs>
-        <w:spacing w:lineRule="auto" w:line="240" w:before="0" w:after="0"/>
-        <w:ind w:hanging="157" w:left="322" w:right="0"/>
-        <w:jc w:val="left"/>
-        <w:rPr>
-          <w:b/>
-          <w:sz w:val="22"/>
-        </w:rPr>
-      </w:pPr>
-      <w:r>
-        <w:rPr>
-          <w:b/>
-          <w:sz w:val="22"/>
-        </w:rPr>
-        <w:t>User</w:t>
-      </w:r>
-      <w:r>
-        <w:rPr>
-          <w:b/>
-          <w:spacing w:val="-6"/>
-          <w:sz w:val="22"/>
-        </w:rPr>
-        <w:t xml:space="preserve"> </w:t>
-      </w:r>
-      <w:r>
-        <w:rPr>
-          <w:b/>
-          <w:spacing w:val="-2"/>
-          <w:sz w:val="22"/>
-        </w:rPr>
-        <w:t>Dashboard.</w:t>
-      </w:r>
-    </w:p>
-    <w:p>
-      <w:pPr>
-        <w:pStyle w:val="ListParagraph"/>
-        <w:numPr>
-          <w:ilvl w:val="0"/>
-          <w:numId w:val="1"/>
-        </w:numPr>
-        <w:tabs>
-          <w:tab w:val="clear" w:pos="720"/>
-          <w:tab w:val="left" w:pos="322" w:leader="none"/>
-        </w:tabs>
-        <w:spacing w:lineRule="auto" w:line="240" w:before="0" w:after="0"/>
-        <w:ind w:hanging="157" w:left="322" w:right="0"/>
-        <w:jc w:val="left"/>
-        <w:rPr>
-          <w:b/>
-          <w:sz w:val="22"/>
-        </w:rPr>
-      </w:pPr>
-      <w:r>
-        <w:rPr>
-          <w:b/>
-          <w:sz w:val="22"/>
-        </w:rPr>
-        <w:t>Inventory</w:t>
-      </w:r>
-      <w:r>
-        <w:rPr>
-          <w:b/>
-          <w:spacing w:val="-4"/>
-          <w:sz w:val="22"/>
-        </w:rPr>
-        <w:t xml:space="preserve"> </w:t>
-      </w:r>
-      <w:r>
-        <w:rPr>
-          <w:b/>
-          <w:spacing w:val="-2"/>
-          <w:sz w:val="22"/>
-        </w:rPr>
-        <w:t>Management.</w:t>
-      </w:r>
-    </w:p>
-    <w:p>
-      <w:pPr>
-        <w:pStyle w:val="ListParagraph"/>
-        <w:numPr>
-          <w:ilvl w:val="0"/>
-          <w:numId w:val="1"/>
-        </w:numPr>
-        <w:tabs>
-          <w:tab w:val="clear" w:pos="720"/>
-          <w:tab w:val="left" w:pos="322" w:leader="none"/>
-        </w:tabs>
-        <w:spacing w:lineRule="auto" w:line="480" w:before="1" w:after="0"/>
-        <w:ind w:hanging="0" w:left="165" w:right="6289"/>
-        <w:jc w:val="left"/>
-        <w:rPr>
-          <w:b/>
-          <w:sz w:val="22"/>
-        </w:rPr>
-      </w:pPr>
-      <w:r>
-        <w:rPr>
-          <w:b/>
-          <w:sz w:val="22"/>
-        </w:rPr>
-        <w:t>with</w:t>
-      </w:r>
-      <w:r>
-        <w:rPr>
-          <w:b/>
-          <w:spacing w:val="-4"/>
-          <w:sz w:val="22"/>
-        </w:rPr>
-        <w:t xml:space="preserve"> </w:t>
-      </w:r>
-      <w:r>
-        <w:rPr>
-          <w:b/>
-          <w:sz w:val="22"/>
-        </w:rPr>
-        <w:t>Jqery</w:t>
-      </w:r>
-      <w:r>
-        <w:rPr>
-          <w:b/>
-          <w:spacing w:val="-5"/>
-          <w:sz w:val="22"/>
-        </w:rPr>
-        <w:t xml:space="preserve"> </w:t>
-      </w:r>
-      <w:r>
-        <w:rPr>
-          <w:b/>
-          <w:sz w:val="22"/>
-        </w:rPr>
-        <w:t>,</w:t>
-      </w:r>
-      <w:r>
-        <w:rPr>
-          <w:b/>
-          <w:spacing w:val="-5"/>
-          <w:sz w:val="22"/>
-        </w:rPr>
-        <w:t xml:space="preserve"> </w:t>
-      </w:r>
-      <w:r>
-        <w:rPr>
-          <w:b/>
-          <w:sz w:val="22"/>
-        </w:rPr>
-        <w:t>js</w:t>
-      </w:r>
-      <w:r>
-        <w:rPr>
-          <w:b/>
-          <w:spacing w:val="-7"/>
-          <w:sz w:val="22"/>
-        </w:rPr>
-        <w:t xml:space="preserve"> </w:t>
-      </w:r>
-      <w:r>
-        <w:rPr>
-          <w:b/>
-          <w:sz w:val="22"/>
-        </w:rPr>
-        <w:t>in</w:t>
-      </w:r>
-      <w:r>
-        <w:rPr>
-          <w:b/>
-          <w:spacing w:val="-4"/>
-          <w:sz w:val="22"/>
-        </w:rPr>
-        <w:t xml:space="preserve"> </w:t>
-      </w:r>
-      <w:r>
-        <w:rPr>
-          <w:b/>
-          <w:sz w:val="22"/>
-        </w:rPr>
-        <w:t>the</w:t>
-      </w:r>
-      <w:r>
-        <w:rPr>
-          <w:b/>
-          <w:spacing w:val="-6"/>
-          <w:sz w:val="22"/>
-        </w:rPr>
-        <w:t xml:space="preserve"> </w:t>
-      </w:r>
-      <w:r>
-        <w:rPr>
-          <w:b/>
-          <w:sz w:val="22"/>
-        </w:rPr>
-        <w:t>frontend. Link :</w:t>
-      </w:r>
-      <w:hyperlink r:id="rId13">
-        <w:r>
-          <w:rPr>
-            <w:rStyle w:val="ListLabel27"/>
-            <w:b/>
-            <w:color w:val="0000FF"/>
-            <w:sz w:val="22"/>
-            <w:u w:val="single" w:color="0000FF"/>
-          </w:rPr>
-          <w:t xml:space="preserve"> https://thedcenter.com</w:t>
-        </w:r>
-      </w:hyperlink>
-    </w:p>
-    <w:p>
-      <w:pPr>
-        <w:pStyle w:val="BodyText"/>
-        <w:spacing w:before="1" w:after="0"/>
-        <w:rPr/>
-      </w:pPr>
-      <w:r>
-        <w:rPr>
-          <w:color w:val="000000"/>
-          <w:highlight w:val="cyan"/>
-        </w:rPr>
-        <w:t>HR</w:t>
-      </w:r>
-      <w:r>
-        <w:rPr>
-          <w:color w:val="000000"/>
-          <w:spacing w:val="-3"/>
-          <w:highlight w:val="cyan"/>
-        </w:rPr>
-        <w:t xml:space="preserve"> </w:t>
-      </w:r>
-      <w:r>
-        <w:rPr>
-          <w:color w:val="000000"/>
-          <w:highlight w:val="cyan"/>
-        </w:rPr>
-        <w:t>Management</w:t>
-      </w:r>
-      <w:r>
-        <w:rPr>
-          <w:color w:val="000000"/>
-          <w:spacing w:val="-3"/>
-          <w:highlight w:val="cyan"/>
-        </w:rPr>
-        <w:t xml:space="preserve"> </w:t>
-      </w:r>
-      <w:r>
-        <w:rPr>
-          <w:color w:val="000000"/>
-          <w:spacing w:val="-2"/>
-          <w:highlight w:val="cyan"/>
-        </w:rPr>
-        <w:t>System:</w:t>
-      </w:r>
-    </w:p>
-    <w:p>
-      <w:pPr>
-        <w:pStyle w:val="BodyText"/>
-        <w:ind w:left="0" w:right="0"/>
-        <w:rPr/>
-      </w:pPr>
-      <w:r>
-        <w:rPr/>
-      </w:r>
-    </w:p>
-    <w:p>
-      <w:pPr>
-        <w:pStyle w:val="ListParagraph"/>
-        <w:numPr>
-          <w:ilvl w:val="0"/>
-          <w:numId w:val="1"/>
-        </w:numPr>
-        <w:tabs>
-          <w:tab w:val="clear" w:pos="720"/>
-          <w:tab w:val="left" w:pos="322" w:leader="none"/>
-        </w:tabs>
-        <w:spacing w:lineRule="auto" w:line="240" w:before="1" w:after="0"/>
-        <w:ind w:hanging="157" w:left="322" w:right="0"/>
-        <w:jc w:val="left"/>
-        <w:rPr>
-          <w:b/>
-          <w:sz w:val="22"/>
-        </w:rPr>
-      </w:pPr>
-      <w:r>
-        <w:rPr>
-          <w:b/>
-          <w:sz w:val="22"/>
-        </w:rPr>
-        <w:t>Codecanyon</w:t>
-      </w:r>
-      <w:r>
-        <w:rPr>
-          <w:b/>
-          <w:spacing w:val="-7"/>
-          <w:sz w:val="22"/>
-        </w:rPr>
-        <w:t xml:space="preserve"> </w:t>
-      </w:r>
-      <w:r>
-        <w:rPr>
-          <w:b/>
-          <w:spacing w:val="-2"/>
-          <w:sz w:val="22"/>
-        </w:rPr>
-        <w:t>Project</w:t>
-      </w:r>
-    </w:p>
-    <w:p>
-      <w:pPr>
-        <w:pStyle w:val="ListParagraph"/>
-        <w:numPr>
-          <w:ilvl w:val="0"/>
-          <w:numId w:val="1"/>
-        </w:numPr>
-        <w:tabs>
-          <w:tab w:val="clear" w:pos="720"/>
-          <w:tab w:val="left" w:pos="322" w:leader="none"/>
-        </w:tabs>
-        <w:spacing w:lineRule="auto" w:line="240" w:before="0" w:after="0"/>
-        <w:ind w:hanging="157" w:left="322" w:right="0"/>
-        <w:jc w:val="left"/>
-        <w:rPr>
-          <w:b/>
-          <w:sz w:val="22"/>
-        </w:rPr>
-      </w:pPr>
-      <w:r>
-        <w:rPr>
-          <w:b/>
-          <w:sz w:val="22"/>
-        </w:rPr>
-        <w:t>Additional</w:t>
-      </w:r>
-      <w:r>
-        <w:rPr>
-          <w:b/>
-          <w:spacing w:val="-9"/>
-          <w:sz w:val="22"/>
-        </w:rPr>
-        <w:t xml:space="preserve"> </w:t>
-      </w:r>
-      <w:r>
-        <w:rPr>
-          <w:b/>
-          <w:spacing w:val="-2"/>
-          <w:sz w:val="22"/>
-        </w:rPr>
-        <w:t>Roaster</w:t>
-      </w:r>
-    </w:p>
-    <w:p>
-      <w:pPr>
-        <w:pStyle w:val="ListParagraph"/>
-        <w:numPr>
-          <w:ilvl w:val="0"/>
-          <w:numId w:val="1"/>
-        </w:numPr>
-        <w:tabs>
-          <w:tab w:val="clear" w:pos="720"/>
-          <w:tab w:val="left" w:pos="322" w:leader="none"/>
-        </w:tabs>
-        <w:spacing w:lineRule="auto" w:line="240" w:before="0" w:after="0"/>
-        <w:ind w:hanging="157" w:left="322" w:right="0"/>
-        <w:jc w:val="left"/>
-        <w:rPr>
-          <w:b/>
-          <w:sz w:val="22"/>
-        </w:rPr>
-      </w:pPr>
-      <w:r>
-        <w:rPr>
-          <w:b/>
-          <w:sz w:val="22"/>
-        </w:rPr>
-        <w:t>Billing</w:t>
-      </w:r>
-      <w:r>
-        <w:rPr>
-          <w:b/>
-          <w:spacing w:val="-9"/>
-          <w:sz w:val="22"/>
-        </w:rPr>
-        <w:t xml:space="preserve"> </w:t>
-      </w:r>
-      <w:r>
-        <w:rPr>
-          <w:b/>
-          <w:spacing w:val="-2"/>
-          <w:sz w:val="22"/>
-        </w:rPr>
-        <w:t>system</w:t>
-      </w:r>
-    </w:p>
-    <w:p>
-      <w:pPr>
-        <w:pStyle w:val="BodyText"/>
-        <w:spacing w:before="207" w:after="0"/>
-        <w:rPr/>
-      </w:pPr>
-      <w:r>
-        <w:rPr/>
-        <w:t>Link:</w:t>
-      </w:r>
-      <w:r>
-        <w:rPr>
-          <w:spacing w:val="-4"/>
-        </w:rPr>
-        <w:t xml:space="preserve"> </w:t>
-      </w:r>
-      <w:r>
-        <w:rPr>
-          <w:rStyle w:val="Hyperlink"/>
-          <w:color w:val="0000FF"/>
-          <w:spacing w:val="-2"/>
-        </w:rPr>
-        <w:t>https://github.com/zabeer001/hr_system</w:t>
-      </w:r>
-    </w:p>
-    <w:p>
-      <w:pPr>
-        <w:pStyle w:val="BodyText"/>
         <w:spacing w:before="10" w:after="0"/>
         <w:ind w:left="0" w:right="0"/>
         <w:rPr>
@@ -4250,7 +3767,7 @@
         <mc:AlternateContent>
           <mc:Choice Requires="wpg">
             <w:drawing>
-              <wp:anchor behindDoc="1" distT="0" distB="0" distL="0" distR="0" simplePos="0" locked="0" layoutInCell="0" allowOverlap="1" relativeHeight="13">
+              <wp:anchor behindDoc="1" distT="0" distB="0" distL="0" distR="0" simplePos="0" locked="0" layoutInCell="0" allowOverlap="1" relativeHeight="4">
                 <wp:simplePos x="0" y="0"/>
                 <wp:positionH relativeFrom="page">
                   <wp:posOffset>881380</wp:posOffset>
@@ -4261,7 +3778,7 @@
                 <wp:extent cx="5847715" cy="209550"/>
                 <wp:effectExtent l="0" t="0" r="0" b="0"/>
                 <wp:wrapTopAndBottom/>
-                <wp:docPr id="9" name="Group 4"/>
+                <wp:docPr id="10" name="Group 4"/>
                 <a:graphic xmlns:a="http://schemas.openxmlformats.org/drawingml/2006/main">
                   <a:graphicData uri="http://schemas.microsoft.com/office/word/2010/wordprocessingGroup">
                     <wpg:wgp>
@@ -4276,11 +3793,11 @@
                       </wpg:grpSpPr>
                       <pic:pic xmlns:pic="http://schemas.openxmlformats.org/drawingml/2006/picture">
                         <pic:nvPicPr>
-                          <pic:cNvPr id="10" name="Image 1" descr=""/>
+                          <pic:cNvPr id="11" name="Image 1" descr=""/>
                           <pic:cNvPicPr/>
                         </pic:nvPicPr>
                         <pic:blipFill>
-                          <a:blip r:embed="rId14"/>
+                          <a:blip r:embed="rId17"/>
                           <a:stretch/>
                         </pic:blipFill>
                         <pic:spPr>
@@ -4297,7 +3814,7 @@
                         </pic:spPr>
                       </pic:pic>
                       <wps:wsp>
-                        <wps:cNvPr id="11" name="Textbox 1"/>
+                        <wps:cNvPr id="12" name="Textbox 1"/>
                         <wps:cNvSpPr/>
                         <wps:spPr>
                           <a:xfrm>
@@ -4371,7 +3888,7 @@
             <w:pict>
               <v:group id="shape_0" alt="Group 4" style="position:absolute;margin-left:69.4pt;margin-top:7.8pt;width:460.45pt;height:16.5pt" coordorigin="1388,156" coordsize="9209,330">
                 <v:shape id="shape_0" ID="Image 1" stroked="f" o:allowincell="f" style="position:absolute;left:1388;top:156;width:9208;height:329;mso-wrap-style:none;v-text-anchor:middle;mso-position-horizontal-relative:page" type="_x0000_t75">
-                  <v:imagedata r:id="rId15" o:detectmouseclick="t"/>
+                  <v:imagedata r:id="rId18" o:detectmouseclick="t"/>
                   <v:stroke color="#3465a4" joinstyle="round" endcap="flat"/>
                   <w10:wrap type="topAndBottom"/>
                 </v:shape>
@@ -4555,10 +4072,10 @@
         </w:rPr>
         <w:t xml:space="preserve"> </w:t>
       </w:r>
-      <w:hyperlink r:id="rId16">
+      <w:hyperlink r:id="rId19">
         <w:r>
           <w:rPr>
-            <w:rStyle w:val="ListLabel29"/>
+            <w:rStyle w:val="ListLabel28"/>
             <w:rFonts w:ascii="Arial" w:hAnsi="Arial"/>
             <w:b/>
             <w:color w:val="342A05"/>
@@ -4650,7 +4167,7 @@
         <mc:AlternateContent>
           <mc:Choice Requires="wps">
             <w:drawing>
-              <wp:anchor behindDoc="0" distT="1905" distB="2540" distL="1905" distR="2540" simplePos="0" locked="0" layoutInCell="0" allowOverlap="1" relativeHeight="12">
+              <wp:anchor behindDoc="0" distT="1905" distB="2540" distL="1905" distR="2540" simplePos="0" locked="0" layoutInCell="0" allowOverlap="1" relativeHeight="14">
                 <wp:simplePos x="0" y="0"/>
                 <wp:positionH relativeFrom="page">
                   <wp:posOffset>3637280</wp:posOffset>
@@ -4661,7 +4178,7 @@
                 <wp:extent cx="1270" cy="419100"/>
                 <wp:effectExtent l="1905" t="1905" r="2540" b="2540"/>
                 <wp:wrapNone/>
-                <wp:docPr id="12" name="Graphic 7"/>
+                <wp:docPr id="13" name="Graphic 7"/>
                 <a:graphic xmlns:a="http://schemas.openxmlformats.org/drawingml/2006/main">
                   <a:graphicData uri="http://schemas.microsoft.com/office/word/2010/wordprocessingShape">
                     <wps:wsp>
@@ -4675,9 +4192,9 @@
                           <a:avLst/>
                           <a:gdLst>
                             <a:gd name="textAreaLeft" fmla="*/ 0 w 720"/>
-                            <a:gd name="textAreaRight" fmla="*/ 15120 w 720"/>
+                            <a:gd name="textAreaRight" fmla="*/ 22680 w 720"/>
                             <a:gd name="textAreaTop" fmla="*/ 0 h 237600"/>
-                            <a:gd name="textAreaBottom" fmla="*/ 240480 h 237600"/>
+                            <a:gd name="textAreaBottom" fmla="*/ 240840 h 237600"/>
                           </a:gdLst>
                           <a:ahLst/>
                           <a:rect l="textAreaLeft" t="textAreaTop" r="textAreaRight" b="textAreaBottom"/>
@@ -4798,20 +4315,6 @@
     <w:p>
       <w:pPr>
         <w:pStyle w:val="BodyText"/>
-        <w:ind w:left="0" w:right="0"/>
-        <w:rPr>
-          <w:rFonts w:ascii="Arial" w:hAnsi="Arial"/>
-        </w:rPr>
-      </w:pPr>
-      <w:r>
-        <w:rPr>
-          <w:rFonts w:ascii="Arial" w:hAnsi="Arial"/>
-        </w:rPr>
-      </w:r>
-    </w:p>
-    <w:p>
-      <w:pPr>
-        <w:pStyle w:val="BodyText"/>
         <w:spacing w:before="93" w:after="0"/>
         <w:ind w:left="0" w:right="0"/>
         <w:rPr>
@@ -4833,7 +4336,7 @@
         <mc:AlternateContent>
           <mc:Choice Requires="wpg">
             <w:drawing>
-              <wp:anchor behindDoc="0" distT="0" distB="0" distL="0" distR="0" simplePos="0" locked="0" layoutInCell="0" allowOverlap="1" relativeHeight="10">
+              <wp:anchor behindDoc="0" distT="0" distB="0" distL="0" distR="0" simplePos="0" locked="0" layoutInCell="0" allowOverlap="1" relativeHeight="12">
                 <wp:simplePos x="0" y="0"/>
                 <wp:positionH relativeFrom="page">
                   <wp:posOffset>909955</wp:posOffset>
@@ -4844,7 +4347,7 @@
                 <wp:extent cx="5833745" cy="248285"/>
                 <wp:effectExtent l="0" t="0" r="0" b="0"/>
                 <wp:wrapNone/>
-                <wp:docPr id="13" name="Group 8"/>
+                <wp:docPr id="14" name="Group 8"/>
                 <a:graphic xmlns:a="http://schemas.openxmlformats.org/drawingml/2006/main">
                   <a:graphicData uri="http://schemas.microsoft.com/office/word/2010/wordprocessingGroup">
                     <wpg:wgp>
@@ -4859,11 +4362,11 @@
                       </wpg:grpSpPr>
                       <pic:pic xmlns:pic="http://schemas.openxmlformats.org/drawingml/2006/picture">
                         <pic:nvPicPr>
-                          <pic:cNvPr id="14" name="Image 3" descr=""/>
+                          <pic:cNvPr id="15" name="Image 3" descr=""/>
                           <pic:cNvPicPr/>
                         </pic:nvPicPr>
                         <pic:blipFill>
-                          <a:blip r:embed="rId17"/>
+                          <a:blip r:embed="rId20"/>
                           <a:stretch/>
                         </pic:blipFill>
                         <pic:spPr>
@@ -4880,7 +4383,7 @@
                         </pic:spPr>
                       </pic:pic>
                       <wps:wsp>
-                        <wps:cNvPr id="15" name="Textbox 2"/>
+                        <wps:cNvPr id="16" name="Textbox 2"/>
                         <wps:cNvSpPr/>
                         <wps:spPr>
                           <a:xfrm>
@@ -4939,7 +4442,7 @@
             <w:pict>
               <v:group id="shape_0" alt="Group 8" style="position:absolute;margin-left:71.65pt;margin-top:-26.9pt;width:459.35pt;height:19.55pt" coordorigin="1433,-538" coordsize="9187,391">
                 <v:shape id="shape_0" ID="Image 3" stroked="f" o:allowincell="f" style="position:absolute;left:1433;top:-538;width:9186;height:390;mso-wrap-style:none;v-text-anchor:middle;mso-position-horizontal-relative:page" type="_x0000_t75">
-                  <v:imagedata r:id="rId18" o:detectmouseclick="t"/>
+                  <v:imagedata r:id="rId21" o:detectmouseclick="t"/>
                   <v:stroke color="#3465a4" joinstyle="round" endcap="flat"/>
                   <w10:wrap type="none"/>
                 </v:shape>
@@ -5395,20 +4898,6 @@
     <w:p>
       <w:pPr>
         <w:pStyle w:val="BodyText"/>
-        <w:ind w:left="0" w:right="0"/>
-        <w:rPr>
-          <w:sz w:val="24"/>
-        </w:rPr>
-      </w:pPr>
-      <w:r>
-        <w:rPr>
-          <w:sz w:val="24"/>
-        </w:rPr>
-      </w:r>
-    </w:p>
-    <w:p>
-      <w:pPr>
-        <w:pStyle w:val="BodyText"/>
         <w:spacing w:before="182" w:after="0"/>
         <w:ind w:left="0" w:right="0"/>
         <w:rPr>
@@ -5436,7 +4925,7 @@
         <mc:AlternateContent>
           <mc:Choice Requires="wpg">
             <w:drawing>
-              <wp:anchor behindDoc="0" distT="0" distB="0" distL="0" distR="0" simplePos="0" locked="0" layoutInCell="0" allowOverlap="1" relativeHeight="4">
+              <wp:anchor behindDoc="0" distT="0" distB="0" distL="0" distR="0" simplePos="0" locked="0" layoutInCell="0" allowOverlap="1" relativeHeight="8">
                 <wp:simplePos x="0" y="0"/>
                 <wp:positionH relativeFrom="page">
                   <wp:posOffset>914400</wp:posOffset>
@@ -5447,7 +4936,7 @@
                 <wp:extent cx="5833745" cy="225425"/>
                 <wp:effectExtent l="0" t="0" r="0" b="0"/>
                 <wp:wrapNone/>
-                <wp:docPr id="16" name="Group 15"/>
+                <wp:docPr id="17" name="Group 15"/>
                 <a:graphic xmlns:a="http://schemas.openxmlformats.org/drawingml/2006/main">
                   <a:graphicData uri="http://schemas.microsoft.com/office/word/2010/wordprocessingGroup">
                     <wpg:wgp>
@@ -5462,11 +4951,11 @@
                       </wpg:grpSpPr>
                       <pic:pic xmlns:pic="http://schemas.openxmlformats.org/drawingml/2006/picture">
                         <pic:nvPicPr>
-                          <pic:cNvPr id="17" name="Image 16" descr=""/>
+                          <pic:cNvPr id="18" name="Image 16" descr=""/>
                           <pic:cNvPicPr/>
                         </pic:nvPicPr>
                         <pic:blipFill>
-                          <a:blip r:embed="rId19"/>
+                          <a:blip r:embed="rId22"/>
                           <a:stretch/>
                         </pic:blipFill>
                         <pic:spPr>
@@ -5483,7 +4972,7 @@
                         </pic:spPr>
                       </pic:pic>
                       <wps:wsp>
-                        <wps:cNvPr id="18" name="Textbox 17"/>
+                        <wps:cNvPr id="19" name="Textbox 17"/>
                         <wps:cNvSpPr/>
                         <wps:spPr>
                           <a:xfrm>
@@ -5542,7 +5031,7 @@
             <w:pict>
               <v:group id="shape_0" alt="Group 15" style="position:absolute;margin-left:72pt;margin-top:-23.75pt;width:459.35pt;height:17.75pt" coordorigin="1440,-475" coordsize="9187,355">
                 <v:shape id="shape_0" ID="Image 16" stroked="f" o:allowincell="f" style="position:absolute;left:1440;top:-475;width:9186;height:354;mso-wrap-style:none;v-text-anchor:middle;mso-position-horizontal-relative:page" type="_x0000_t75">
-                  <v:imagedata r:id="rId20" o:detectmouseclick="t"/>
+                  <v:imagedata r:id="rId23" o:detectmouseclick="t"/>
                   <v:stroke color="#3465a4" joinstyle="round" endcap="flat"/>
                   <w10:wrap type="none"/>
                 </v:shape>
@@ -6034,6 +5523,21 @@
     <w:rPr>
       <w:color w:val="000080"/>
       <w:u w:val="single"/>
+    </w:rPr>
+  </w:style>
+  <w:style w:type="character" w:styleId="Bullets">
+    <w:name w:val="Bullets"/>
+    <w:qFormat/>
+    <w:rPr>
+      <w:rFonts w:ascii="OpenSymbol" w:hAnsi="OpenSymbol" w:eastAsia="OpenSymbol" w:cs="OpenSymbol"/>
+    </w:rPr>
+  </w:style>
+  <w:style w:type="character" w:styleId="Strong">
+    <w:name w:val="Strong"/>
+    <w:qFormat/>
+    <w:rPr>
+      <w:b/>
+      <w:bCs/>
     </w:rPr>
   </w:style>
   <w:style w:type="paragraph" w:styleId="Heading">

--- a/zabeer.docx
+++ b/zabeer.docx
@@ -139,7 +139,7 @@
           <w:shd w:fill="e9edf6" w:val="clear"/>
           <w:rtl w:val="0"/>
         </w:rPr>
-        <w:t xml:space="preserve">|</w:t>
+        <w:t xml:space="preserve">| </w:t>
       </w:r>
       <w:r>
         <w:rPr>
@@ -430,12 +430,12 @@
                 <wp:extent cx="5833745" cy="266034"/>
                 <wp:effectExtent b="0" l="0" r="0" t="0"/>
                 <wp:wrapTopAndBottom distB="0" distT="0"/>
-                <wp:docPr id="8" name="image9.png"/>
+                <wp:docPr id="8" name="image8.png"/>
                 <a:graphic>
                   <a:graphicData uri="http://schemas.openxmlformats.org/drawingml/2006/picture">
                     <pic:pic>
                       <pic:nvPicPr>
-                        <pic:cNvPr id="0" name="image9.png"/>
+                        <pic:cNvPr id="0" name="image8.png"/>
                         <pic:cNvPicPr preferRelativeResize="0"/>
                       </pic:nvPicPr>
                       <pic:blipFill>
@@ -1037,12 +1037,12 @@
                 <wp:extent cx="5833745" cy="191135"/>
                 <wp:effectExtent b="0" l="0" r="0" t="0"/>
                 <wp:wrapNone/>
-                <wp:docPr id="6" name="image7.png"/>
+                <wp:docPr id="6" name="image6.png"/>
                 <a:graphic>
                   <a:graphicData uri="http://schemas.openxmlformats.org/drawingml/2006/picture">
                     <pic:pic>
                       <pic:nvPicPr>
-                        <pic:cNvPr id="0" name="image7.png"/>
+                        <pic:cNvPr id="0" name="image6.png"/>
                         <pic:cNvPicPr preferRelativeResize="0"/>
                       </pic:nvPicPr>
                       <pic:blipFill>
@@ -2265,12 +2265,12 @@
                 <wp:extent cx="40005" cy="12700"/>
                 <wp:effectExtent b="0" l="0" r="0" t="0"/>
                 <wp:wrapNone/>
-                <wp:docPr id="4" name="image5.png"/>
+                <wp:docPr id="4" name="image4.png"/>
                 <a:graphic>
                   <a:graphicData uri="http://schemas.openxmlformats.org/drawingml/2006/picture">
                     <pic:pic>
                       <pic:nvPicPr>
-                        <pic:cNvPr id="0" name="image5.png"/>
+                        <pic:cNvPr id="0" name="image4.png"/>
                         <pic:cNvPicPr preferRelativeResize="0"/>
                       </pic:nvPicPr>
                       <pic:blipFill>
@@ -2402,7 +2402,7 @@
           <w:iCs w:val="0"/>
           <w:smallCaps w:val="0"/>
           <w:strike w:val="0"/>
-          <w:color w:val="000000"/>
+          <w:color w:val="0000ff"/>
           <w:sz w:val="22"/>
           <w:szCs w:val="22"/>
           <w:u w:val="none"/>
@@ -2534,6 +2534,15 @@
           <w:rtl w:val="0"/>
         </w:rPr>
         <w:t xml:space="preserve">).  Interface Segregation  Applied in Booking service.</w:t>
+        <w:br w:type="textWrapping"/>
+      </w:r>
+      <w:r>
+        <w:rPr>
+          <w:color w:val="0000ff"/>
+          <w:highlight w:val="white"/>
+          <w:rtl w:val="0"/>
+        </w:rPr>
+        <w:t xml:space="preserve">Github: https://github.com/zabeer001/calendly-clone</w:t>
       </w:r>
       <w:r>
         <w:rPr>
@@ -2628,12 +2637,12 @@
                 <wp:extent cx="40005" cy="12700"/>
                 <wp:effectExtent b="0" l="0" r="0" t="0"/>
                 <wp:wrapNone/>
-                <wp:docPr id="3" name="image4.png"/>
+                <wp:docPr id="3" name="image3.png"/>
                 <a:graphic>
                   <a:graphicData uri="http://schemas.openxmlformats.org/drawingml/2006/picture">
                     <pic:pic>
                       <pic:nvPicPr>
-                        <pic:cNvPr id="0" name="image4.png"/>
+                        <pic:cNvPr id="0" name="image3.png"/>
                         <pic:cNvPicPr preferRelativeResize="0"/>
                       </pic:nvPicPr>
                       <pic:blipFill>
@@ -2859,12 +2868,12 @@
                 <wp:extent cx="5847715" cy="209550"/>
                 <wp:effectExtent b="0" l="0" r="0" t="0"/>
                 <wp:wrapTopAndBottom distB="0" distT="0"/>
-                <wp:docPr id="5" name="image6.png"/>
+                <wp:docPr id="5" name="image5.png"/>
                 <a:graphic>
                   <a:graphicData uri="http://schemas.openxmlformats.org/drawingml/2006/picture">
                     <pic:pic>
                       <pic:nvPicPr>
-                        <pic:cNvPr id="0" name="image6.png"/>
+                        <pic:cNvPr id="0" name="image5.png"/>
                         <pic:cNvPicPr preferRelativeResize="0"/>
                       </pic:nvPicPr>
                       <pic:blipFill>
@@ -3155,12 +3164,12 @@
                 <wp:extent cx="12700" cy="419100"/>
                 <wp:effectExtent b="0" l="0" r="0" t="0"/>
                 <wp:wrapNone/>
-                <wp:docPr id="2" name="image3.png"/>
+                <wp:docPr id="2" name="image2.png"/>
                 <a:graphic>
                   <a:graphicData uri="http://schemas.openxmlformats.org/drawingml/2006/picture">
                     <pic:pic>
                       <pic:nvPicPr>
-                        <pic:cNvPr id="0" name="image3.png"/>
+                        <pic:cNvPr id="0" name="image2.png"/>
                         <pic:cNvPicPr preferRelativeResize="0"/>
                       </pic:nvPicPr>
                       <pic:blipFill>
@@ -4087,12 +4096,12 @@
                 <wp:extent cx="5833745" cy="225425"/>
                 <wp:effectExtent b="0" l="0" r="0" t="0"/>
                 <wp:wrapNone/>
-                <wp:docPr id="7" name="image8.png"/>
+                <wp:docPr id="7" name="image7.png"/>
                 <a:graphic>
                   <a:graphicData uri="http://schemas.openxmlformats.org/drawingml/2006/picture">
                     <pic:pic>
                       <pic:nvPicPr>
-                        <pic:cNvPr id="0" name="image8.png"/>
+                        <pic:cNvPr id="0" name="image7.png"/>
                         <pic:cNvPicPr preferRelativeResize="0"/>
                       </pic:nvPicPr>
                       <pic:blipFill>

--- a/zabeer.docx
+++ b/zabeer.docx
@@ -23,7 +23,6 @@
         <w:keepLines w:val="false"/>
         <w:pageBreakBefore w:val="false"/>
         <w:widowControl w:val="false"/>
-        <w:pBdr/>
         <w:shd w:val="clear" w:fill="auto"/>
         <w:spacing w:lineRule="auto" w:line="240" w:before="50" w:after="0"/>
         <w:ind w:hanging="0" w:left="0" w:right="0"/>
@@ -92,32 +91,29 @@
         </w:rPr>
         <w:t xml:space="preserve">contact No: +8801926645737 | website: </w:t>
       </w:r>
+      <w:r>
+        <w:rPr>
+          <w:rFonts w:eastAsia="Arial" w:cs="Arial" w:ascii="Arial" w:hAnsi="Arial"/>
+          <w:color w:val="212A35"/>
+          <w:sz w:val="20"/>
+          <w:szCs w:val="20"/>
+          <w:u w:val="single"/>
+        </w:rPr>
+        <w:t>https://zabeer.online</w:t>
+      </w:r>
+      <w:r>
+        <w:rPr>
+          <w:rFonts w:eastAsia="Arial" w:cs="Arial" w:ascii="Arial" w:hAnsi="Arial"/>
+          <w:color w:val="212A35"/>
+          <w:sz w:val="20"/>
+          <w:szCs w:val="20"/>
+        </w:rPr>
+        <w:t xml:space="preserve"> | </w:t>
+      </w:r>
       <w:hyperlink r:id="rId2">
         <w:r>
           <w:rPr>
-            <w:rStyle w:val="ListLabel10"/>
-            <w:rFonts w:eastAsia="Arial" w:cs="Arial" w:ascii="Arial" w:hAnsi="Arial"/>
-            <w:color w:val="212A35"/>
-            <w:sz w:val="20"/>
-            <w:szCs w:val="20"/>
-            <w:u w:val="single"/>
-          </w:rPr>
-          <w:t>https://zabeeer.onrender.com</w:t>
-        </w:r>
-      </w:hyperlink>
-      <w:r>
-        <w:rPr>
-          <w:rFonts w:eastAsia="Arial" w:cs="Arial" w:ascii="Arial" w:hAnsi="Arial"/>
-          <w:color w:val="212A35"/>
-          <w:sz w:val="20"/>
-          <w:szCs w:val="20"/>
-        </w:rPr>
-        <w:t xml:space="preserve"> | </w:t>
-      </w:r>
-      <w:hyperlink r:id="rId3">
-        <w:r>
-          <w:rPr>
-            <w:rStyle w:val="ListLabel11"/>
+            <w:rStyle w:val="ListLabel20"/>
             <w:rFonts w:eastAsia="Arial" w:cs="Arial" w:ascii="Arial" w:hAnsi="Arial"/>
             <w:color w:val="212A35"/>
             <w:sz w:val="20"/>
@@ -126,10 +122,10 @@
           <w:t>Email:</w:t>
         </w:r>
       </w:hyperlink>
-      <w:hyperlink r:id="rId4">
+      <w:hyperlink r:id="rId3">
         <w:r>
           <w:rPr>
-            <w:rStyle w:val="ListLabel12"/>
+            <w:rStyle w:val="ListLabel21"/>
             <w:rFonts w:eastAsia="Times New Roman" w:cs="Times New Roman" w:ascii="Times New Roman" w:hAnsi="Times New Roman"/>
             <w:color w:val="1F1F1F"/>
             <w:sz w:val="20"/>
@@ -158,10 +154,10 @@
         </w:rPr>
         <w:t xml:space="preserve">Github : </w:t>
       </w:r>
-      <w:hyperlink r:id="rId5">
+      <w:hyperlink r:id="rId4">
         <w:r>
           <w:rPr>
-            <w:rStyle w:val="ListLabel13"/>
+            <w:rStyle w:val="ListLabel22"/>
             <w:rFonts w:eastAsia="Times New Roman" w:cs="Times New Roman" w:ascii="Times New Roman" w:hAnsi="Times New Roman"/>
             <w:color w:val="0000FF"/>
             <w:sz w:val="20"/>
@@ -208,7 +204,6 @@
         <w:keepLines w:val="false"/>
         <w:pageBreakBefore w:val="false"/>
         <w:widowControl w:val="false"/>
-        <w:pBdr/>
         <w:shd w:val="clear" w:fill="auto"/>
         <w:spacing w:lineRule="auto" w:line="240" w:before="81" w:after="0"/>
         <w:ind w:hanging="0" w:left="0" w:right="0"/>
@@ -327,7 +322,7 @@
                               </w:p>
                             </w:txbxContent>
                           </wps:txbx>
-                          <wps:bodyPr tIns="91440" bIns="91440" anchor="ctr">
+                          <wps:bodyPr lIns="0" rIns="0" tIns="0" bIns="0" anchor="ctr">
                             <a:noAutofit/>
                           </wps:bodyPr>
                         </wps:wsp>
@@ -337,7 +332,7 @@
                             <pic:cNvPicPr/>
                           </pic:nvPicPr>
                           <pic:blipFill>
-                            <a:blip r:embed="rId6"/>
+                            <a:blip r:embed="rId5"/>
                             <a:stretch/>
                           </pic:blipFill>
                           <pic:spPr>
@@ -467,7 +462,7 @@
                     <o:lock v:ext="edit" aspectratio="t"/>
                   </v:shapetype>
                   <v:shape id="shape_0" ID="Shape 19" stroked="f" o:allowincell="f" style="position:absolute;left:81;top:335;width:9186;height:418;mso-wrap-style:none;v-text-anchor:middle" type="_x0000_t75">
-                    <v:imagedata r:id="rId7" o:detectmouseclick="t"/>
+                    <v:imagedata r:id="rId6" o:detectmouseclick="t"/>
                     <v:stroke color="#3465a4" joinstyle="round" endcap="flat"/>
                     <w10:wrap type="topAndBottom"/>
                   </v:shape>
@@ -901,7 +896,6 @@
         <w:keepLines w:val="false"/>
         <w:pageBreakBefore w:val="false"/>
         <w:widowControl w:val="false"/>
-        <w:pBdr/>
         <w:shd w:val="clear" w:fill="auto"/>
         <w:spacing w:lineRule="auto" w:line="240" w:before="0" w:after="0"/>
         <w:ind w:hanging="0" w:left="0" w:right="0"/>
@@ -1020,7 +1014,7 @@
                               </w:p>
                             </w:txbxContent>
                           </wps:txbx>
-                          <wps:bodyPr tIns="91440" bIns="91440" anchor="ctr">
+                          <wps:bodyPr lIns="0" rIns="0" tIns="0" bIns="0" anchor="ctr">
                             <a:noAutofit/>
                           </wps:bodyPr>
                         </wps:wsp>
@@ -1030,7 +1024,7 @@
                             <pic:cNvPicPr/>
                           </pic:nvPicPr>
                           <pic:blipFill>
-                            <a:blip r:embed="rId8"/>
+                            <a:blip r:embed="rId7"/>
                             <a:stretch/>
                           </pic:blipFill>
                           <pic:spPr>
@@ -1136,7 +1130,7 @@
                     <w10:wrap type="none"/>
                   </v:rect>
                   <v:shape id="shape_0" ID="Shape 13" stroked="f" o:allowincell="f" style="position:absolute;left:166;top:180;width:9186;height:300;mso-wrap-style:none;v-text-anchor:middle" type="_x0000_t75">
-                    <v:imagedata r:id="rId9" o:detectmouseclick="t"/>
+                    <v:imagedata r:id="rId8" o:detectmouseclick="t"/>
                     <v:stroke color="#3465a4" joinstyle="round" endcap="flat"/>
                     <w10:wrap type="none"/>
                   </v:shape>
@@ -1190,7 +1184,6 @@
         <w:keepLines w:val="false"/>
         <w:pageBreakBefore w:val="false"/>
         <w:widowControl w:val="false"/>
-        <w:pBdr/>
         <w:shd w:val="clear" w:fill="auto"/>
         <w:spacing w:lineRule="auto" w:line="240" w:before="0" w:after="0"/>
         <w:ind w:hanging="0" w:left="0" w:right="0"/>
@@ -1245,7 +1238,6 @@
         <w:keepLines w:val="false"/>
         <w:pageBreakBefore w:val="false"/>
         <w:widowControl w:val="false"/>
-        <w:pBdr/>
         <w:shd w:val="clear" w:fill="auto"/>
         <w:spacing w:lineRule="auto" w:line="240" w:before="208" w:after="0"/>
         <w:ind w:hanging="0" w:left="165" w:right="0"/>
@@ -1379,7 +1371,6 @@
         <w:keepLines w:val="false"/>
         <w:pageBreakBefore w:val="false"/>
         <w:widowControl w:val="false"/>
-        <w:pBdr/>
         <w:shd w:val="clear" w:fill="auto"/>
         <w:tabs>
           <w:tab w:val="clear" w:pos="720"/>
@@ -1439,7 +1430,6 @@
         <w:keepLines w:val="false"/>
         <w:pageBreakBefore w:val="false"/>
         <w:widowControl w:val="false"/>
-        <w:pBdr/>
         <w:shd w:val="clear" w:fill="auto"/>
         <w:tabs>
           <w:tab w:val="clear" w:pos="720"/>
@@ -1544,7 +1534,6 @@
         <w:keepLines w:val="false"/>
         <w:pageBreakBefore w:val="false"/>
         <w:widowControl w:val="false"/>
-        <w:pBdr/>
         <w:shd w:val="clear" w:fill="auto"/>
         <w:spacing w:lineRule="auto" w:line="240" w:before="208" w:after="0"/>
         <w:ind w:hanging="0" w:left="165" w:right="0"/>
@@ -1636,7 +1625,6 @@
         <w:keepLines w:val="false"/>
         <w:pageBreakBefore w:val="false"/>
         <w:widowControl w:val="false"/>
-        <w:pBdr/>
         <w:shd w:val="clear" w:fill="auto"/>
         <w:spacing w:lineRule="auto" w:line="240" w:before="0" w:after="0"/>
         <w:ind w:hanging="0" w:left="165" w:right="0"/>
@@ -1691,7 +1679,6 @@
         <w:keepLines w:val="false"/>
         <w:pageBreakBefore w:val="false"/>
         <w:widowControl w:val="false"/>
-        <w:pBdr/>
         <w:shd w:val="clear" w:fill="auto"/>
         <w:spacing w:lineRule="auto" w:line="240" w:before="0" w:after="0"/>
         <w:ind w:hanging="0" w:left="165" w:right="0"/>
@@ -1751,7 +1738,6 @@
           <w:ilvl w:val="0"/>
           <w:numId w:val="1"/>
         </w:numPr>
-        <w:pBdr/>
         <w:shd w:val="clear" w:fill="auto"/>
         <w:tabs>
           <w:tab w:val="clear" w:pos="720"/>
@@ -1814,7 +1800,6 @@
           <w:ilvl w:val="0"/>
           <w:numId w:val="1"/>
         </w:numPr>
-        <w:pBdr/>
         <w:shd w:val="clear" w:fill="auto"/>
         <w:tabs>
           <w:tab w:val="clear" w:pos="720"/>
@@ -1877,7 +1862,6 @@
           <w:ilvl w:val="0"/>
           <w:numId w:val="1"/>
         </w:numPr>
-        <w:pBdr/>
         <w:shd w:val="clear" w:fill="auto"/>
         <w:tabs>
           <w:tab w:val="clear" w:pos="720"/>
@@ -1940,7 +1924,6 @@
           <w:ilvl w:val="0"/>
           <w:numId w:val="1"/>
         </w:numPr>
-        <w:pBdr/>
         <w:shd w:val="clear" w:fill="auto"/>
         <w:tabs>
           <w:tab w:val="clear" w:pos="720"/>
@@ -1999,7 +1982,6 @@
         <w:keepLines w:val="false"/>
         <w:pageBreakBefore w:val="false"/>
         <w:widowControl w:val="false"/>
-        <w:pBdr/>
         <w:shd w:val="clear" w:fill="auto"/>
         <w:tabs>
           <w:tab w:val="clear" w:pos="720"/>
@@ -2082,10 +2064,10 @@
         </w:rPr>
         <w:t xml:space="preserve">Live Link: </w:t>
       </w:r>
-      <w:hyperlink r:id="rId10">
+      <w:hyperlink r:id="rId9">
         <w:r>
           <w:rPr>
-            <w:rStyle w:val="ListLabel14"/>
+            <w:rStyle w:val="ListLabel23"/>
             <w:rFonts w:eastAsia="Calibri" w:cs="Calibri"/>
             <w:b/>
             <w:bCs/>
@@ -2150,7 +2132,6 @@
         <w:keepLines w:val="false"/>
         <w:pageBreakBefore w:val="false"/>
         <w:widowControl w:val="false"/>
-        <w:pBdr/>
         <w:shd w:val="clear" w:fill="auto"/>
         <w:tabs>
           <w:tab w:val="clear" w:pos="720"/>
@@ -2196,10 +2177,10 @@
         <w:br/>
         <w:t xml:space="preserve">Website: </w:t>
       </w:r>
-      <w:hyperlink r:id="rId11">
+      <w:hyperlink r:id="rId10">
         <w:r>
           <w:rPr>
-            <w:rStyle w:val="ListLabel15"/>
+            <w:rStyle w:val="ListLabel24"/>
             <w:color w:val="0000FF"/>
             <w:u w:val="single"/>
           </w:rPr>
@@ -2285,7 +2266,6 @@
         <w:keepLines w:val="false"/>
         <w:pageBreakBefore w:val="false"/>
         <w:widowControl w:val="false"/>
-        <w:pBdr/>
         <w:shd w:val="clear" w:fill="auto"/>
         <w:spacing w:lineRule="auto" w:line="240" w:before="0" w:after="0"/>
         <w:ind w:hanging="0" w:left="165" w:right="0"/>
@@ -2333,28 +2313,8 @@
         </w:rPr>
         <w:t>Laravel Microservice</w:t>
       </w:r>
-      <w:hyperlink r:id="rId12">
+      <w:hyperlink r:id="rId11">
         <w:r>
-          <w:rPr>
-            <w:rStyle w:val="ListLabel16"/>
-            <w:rFonts w:eastAsia="Calibri" w:cs="Calibri"/>
-            <w:b/>
-            <w:bCs/>
-            <w:i w:val="false"/>
-            <w:iCs w:val="false"/>
-            <w:caps w:val="false"/>
-            <w:smallCaps w:val="false"/>
-            <w:strike w:val="false"/>
-            <w:dstrike w:val="false"/>
-            <w:color w:val="000000"/>
-            <w:position w:val="0"/>
-            <w:sz w:val="22"/>
-            <w:sz w:val="22"/>
-            <w:szCs w:val="22"/>
-            <w:highlight w:val="cyan"/>
-            <w:u w:val="none"/>
-            <w:vertAlign w:val="baseline"/>
-          </w:rPr>
           <mc:AlternateContent>
             <mc:Choice Requires="wps">
               <w:drawing>
@@ -2383,9 +2343,9 @@
                             <a:avLst/>
                             <a:gdLst>
                               <a:gd name="textAreaLeft" fmla="*/ 0 w 22680"/>
-                              <a:gd name="textAreaRight" fmla="*/ 23040 w 22680"/>
+                              <a:gd name="textAreaRight" fmla="*/ 23400 w 22680"/>
                               <a:gd name="textAreaTop" fmla="*/ 0 h 7200"/>
-                              <a:gd name="textAreaBottom" fmla="*/ 7560 h 7200"/>
+                              <a:gd name="textAreaBottom" fmla="*/ 7920 h 7200"/>
                             </a:gdLst>
                             <a:ahLst/>
                             <a:rect l="textAreaLeft" t="textAreaTop" r="textAreaRight" b="textAreaBottom"/>
@@ -2438,7 +2398,6 @@
       </w:hyperlink>
       <w:r>
         <w:rPr>
-          <w:rStyle w:val="ListLabel16"/>
           <w:rFonts w:eastAsia="Calibri" w:cs="Calibri"/>
           <w:b/>
           <w:bCs/>
@@ -2467,7 +2426,6 @@
         <w:keepLines w:val="false"/>
         <w:pageBreakBefore w:val="false"/>
         <w:widowControl w:val="false"/>
-        <w:pBdr/>
         <w:shd w:val="clear" w:fill="auto"/>
         <w:spacing w:lineRule="auto" w:line="240" w:before="0" w:after="0"/>
         <w:ind w:hanging="0" w:left="165" w:right="0"/>
@@ -2548,7 +2506,6 @@
         <w:keepLines w:val="false"/>
         <w:pageBreakBefore w:val="false"/>
         <w:widowControl w:val="false"/>
-        <w:pBdr/>
         <w:shd w:val="clear" w:fill="auto"/>
         <w:spacing w:lineRule="auto" w:line="240" w:before="207" w:after="0"/>
         <w:ind w:hanging="0" w:left="165" w:right="0"/>
@@ -2596,10 +2553,10 @@
         </w:rPr>
         <w:t xml:space="preserve">Github: </w:t>
       </w:r>
-      <w:hyperlink r:id="rId13">
+      <w:hyperlink r:id="rId12">
         <w:r>
           <w:rPr>
-            <w:rStyle w:val="ListLabel14"/>
+            <w:rStyle w:val="ListLabel23"/>
             <w:rFonts w:eastAsia="Calibri" w:cs="Calibri"/>
             <w:b/>
             <w:bCs/>
@@ -2706,12 +2663,6 @@
         <w:t>Github: https://github.com/zabeer001/calendly-clone</w:t>
       </w:r>
       <w:r>
-        <w:rPr>
-          <w:b/>
-          <w:bCs/>
-          <w:color w:val="0000FF"/>
-          <w:u w:val="single"/>
-        </w:rPr>
         <mc:AlternateContent>
           <mc:Choice Requires="wps">
             <w:drawing>
@@ -2740,9 +2691,9 @@
                           <a:avLst/>
                           <a:gdLst>
                             <a:gd name="textAreaLeft" fmla="*/ 0 w 22680"/>
-                            <a:gd name="textAreaRight" fmla="*/ 23040 w 22680"/>
+                            <a:gd name="textAreaRight" fmla="*/ 23400 w 22680"/>
                             <a:gd name="textAreaTop" fmla="*/ 0 h 7200"/>
-                            <a:gd name="textAreaBottom" fmla="*/ 7560 h 7200"/>
+                            <a:gd name="textAreaBottom" fmla="*/ 7920 h 7200"/>
                           </a:gdLst>
                           <a:ahLst/>
                           <a:rect l="textAreaLeft" t="textAreaTop" r="textAreaRight" b="textAreaBottom"/>
@@ -2809,7 +2760,6 @@
         <w:keepLines w:val="false"/>
         <w:pageBreakBefore w:val="false"/>
         <w:widowControl w:val="false"/>
-        <w:pBdr/>
         <w:shd w:val="clear" w:fill="auto"/>
         <w:spacing w:lineRule="auto" w:line="240" w:before="10" w:after="0"/>
         <w:ind w:hanging="0" w:left="0" w:right="0"/>
@@ -2928,7 +2878,7 @@
                               </w:p>
                             </w:txbxContent>
                           </wps:txbx>
-                          <wps:bodyPr tIns="91440" bIns="91440" anchor="ctr">
+                          <wps:bodyPr lIns="0" rIns="0" tIns="0" bIns="0" anchor="ctr">
                             <a:noAutofit/>
                           </wps:bodyPr>
                         </wps:wsp>
@@ -2938,7 +2888,7 @@
                             <pic:cNvPicPr/>
                           </pic:nvPicPr>
                           <pic:blipFill>
-                            <a:blip r:embed="rId14"/>
+                            <a:blip r:embed="rId13"/>
                             <a:stretch/>
                           </pic:blipFill>
                           <pic:spPr>
@@ -3043,7 +2993,7 @@
                     <w10:wrap type="topAndBottom"/>
                   </v:rect>
                   <v:shape id="shape_0" ID="Shape 10" stroked="f" o:allowincell="f" style="position:absolute;left:113;top:156;width:9208;height:329;mso-wrap-style:none;v-text-anchor:middle" type="_x0000_t75">
-                    <v:imagedata r:id="rId15" o:detectmouseclick="t"/>
+                    <v:imagedata r:id="rId14" o:detectmouseclick="t"/>
                     <v:stroke color="#3465a4" joinstyle="round" endcap="flat"/>
                     <w10:wrap type="topAndBottom"/>
                   </v:shape>
@@ -3149,10 +3099,10 @@
         </w:rPr>
         <w:t xml:space="preserve">Link : </w:t>
       </w:r>
-      <w:hyperlink r:id="rId16">
+      <w:hyperlink r:id="rId15">
         <w:r>
           <w:rPr>
-            <w:rStyle w:val="ListLabel17"/>
+            <w:rStyle w:val="ListLabel25"/>
             <w:rFonts w:eastAsia="Arial" w:cs="Arial" w:ascii="Arial" w:hAnsi="Arial"/>
             <w:b/>
             <w:bCs/>
@@ -3209,19 +3159,10 @@
         </w:rPr>
       </w:pPr>
       <w:r>
-        <w:rPr>
-          <w:rFonts w:eastAsia="Arial" w:cs="Arial" w:ascii="Arial" w:hAnsi="Arial"/>
-          <w:b/>
-          <w:bCs/>
-          <w:color w:val="111111"/>
-          <w:sz w:val="20"/>
-          <w:szCs w:val="20"/>
-          <w:u w:val="single"/>
-        </w:rPr>
         <mc:AlternateContent>
           <mc:Choice Requires="wps">
             <w:drawing>
-              <wp:anchor behindDoc="0" distT="0" distB="0" distL="0" distR="0" simplePos="0" locked="0" layoutInCell="1" allowOverlap="1" relativeHeight="8">
+              <wp:anchor behindDoc="0" distT="5080" distB="5715" distL="5080" distR="5715" simplePos="0" locked="0" layoutInCell="1" allowOverlap="1" relativeHeight="8">
                 <wp:simplePos x="0" y="0"/>
                 <wp:positionH relativeFrom="column">
                   <wp:posOffset>2821305</wp:posOffset>
@@ -3246,9 +3187,9 @@
                           <a:avLst/>
                           <a:gdLst>
                             <a:gd name="textAreaLeft" fmla="*/ 0 w 7200"/>
-                            <a:gd name="textAreaRight" fmla="*/ 7560 w 7200"/>
+                            <a:gd name="textAreaRight" fmla="*/ 7920 w 7200"/>
                             <a:gd name="textAreaTop" fmla="*/ 0 h 237600"/>
-                            <a:gd name="textAreaBottom" fmla="*/ 237960 h 237600"/>
+                            <a:gd name="textAreaBottom" fmla="*/ 238320 h 237600"/>
                           </a:gdLst>
                           <a:ahLst/>
                           <a:rect l="textAreaLeft" t="textAreaTop" r="textAreaRight" b="textAreaBottom"/>
@@ -3322,7 +3263,6 @@
         <w:keepLines w:val="false"/>
         <w:pageBreakBefore w:val="false"/>
         <w:widowControl w:val="false"/>
-        <w:pBdr/>
         <w:shd w:val="clear" w:fill="auto"/>
         <w:spacing w:lineRule="auto" w:line="240" w:before="0" w:after="0"/>
         <w:ind w:hanging="0" w:left="0" w:right="0"/>
@@ -3377,7 +3317,6 @@
         <w:keepLines w:val="false"/>
         <w:pageBreakBefore w:val="false"/>
         <w:widowControl w:val="false"/>
-        <w:pBdr/>
         <w:shd w:val="clear" w:fill="auto"/>
         <w:spacing w:lineRule="auto" w:line="240" w:before="0" w:after="0"/>
         <w:ind w:hanging="0" w:left="0" w:right="0"/>
@@ -3432,7 +3371,6 @@
         <w:keepLines w:val="false"/>
         <w:pageBreakBefore w:val="false"/>
         <w:widowControl w:val="false"/>
-        <w:pBdr/>
         <w:shd w:val="clear" w:fill="auto"/>
         <w:spacing w:lineRule="auto" w:line="240" w:before="93" w:after="0"/>
         <w:ind w:hanging="0" w:left="0" w:right="0"/>
@@ -3487,7 +3425,6 @@
         <w:keepLines w:val="false"/>
         <w:pageBreakBefore w:val="false"/>
         <w:widowControl w:val="false"/>
-        <w:pBdr/>
         <w:shd w:val="clear" w:fill="auto"/>
         <w:spacing w:lineRule="auto" w:line="240" w:before="0" w:after="0"/>
         <w:ind w:hanging="0" w:left="165" w:right="0"/>
@@ -3514,25 +3451,6 @@
         </w:rPr>
       </w:pPr>
       <w:r>
-        <w:rPr>
-          <w:rFonts w:eastAsia="Calibri" w:cs="Calibri"/>
-          <w:b/>
-          <w:bCs/>
-          <w:i w:val="false"/>
-          <w:iCs w:val="false"/>
-          <w:caps w:val="false"/>
-          <w:smallCaps w:val="false"/>
-          <w:strike w:val="false"/>
-          <w:dstrike w:val="false"/>
-          <w:color w:val="000000"/>
-          <w:position w:val="0"/>
-          <w:sz w:val="22"/>
-          <w:sz w:val="22"/>
-          <w:szCs w:val="22"/>
-          <w:u w:val="none"/>
-          <w:shd w:fill="auto" w:val="clear"/>
-          <w:vertAlign w:val="baseline"/>
-        </w:rPr>
         <mc:AlternateContent>
           <mc:Choice Requires="wpg">
             <w:drawing>
@@ -3606,7 +3524,7 @@
                               </w:p>
                             </w:txbxContent>
                           </wps:txbx>
-                          <wps:bodyPr tIns="91440" bIns="91440" anchor="ctr">
+                          <wps:bodyPr lIns="0" rIns="0" tIns="0" bIns="0" anchor="ctr">
                             <a:noAutofit/>
                           </wps:bodyPr>
                         </wps:wsp>
@@ -3616,7 +3534,7 @@
                             <pic:cNvPicPr/>
                           </pic:nvPicPr>
                           <pic:blipFill>
-                            <a:blip r:embed="rId17"/>
+                            <a:blip r:embed="rId16"/>
                             <a:stretch/>
                           </pic:blipFill>
                           <pic:spPr>
@@ -3721,7 +3639,7 @@
                     <w10:wrap type="none"/>
                   </v:rect>
                   <v:shape id="shape_0" ID="Shape 4" stroked="f" o:allowincell="f" style="position:absolute;left:158;top:-538;width:9186;height:390;mso-wrap-style:none;v-text-anchor:middle" type="_x0000_t75">
-                    <v:imagedata r:id="rId18" o:detectmouseclick="t"/>
+                    <v:imagedata r:id="rId17" o:detectmouseclick="t"/>
                     <v:stroke color="#3465a4" joinstyle="round" endcap="flat"/>
                     <w10:wrap type="none"/>
                   </v:shape>
@@ -3796,7 +3714,6 @@
         <w:keepLines w:val="false"/>
         <w:pageBreakBefore w:val="false"/>
         <w:widowControl w:val="false"/>
-        <w:pBdr/>
         <w:shd w:val="clear" w:fill="auto"/>
         <w:spacing w:lineRule="auto" w:line="240" w:before="0" w:after="0"/>
         <w:ind w:hanging="0" w:left="165" w:right="0"/>
@@ -3854,7 +3771,6 @@
         <w:keepLines w:val="false"/>
         <w:pageBreakBefore w:val="false"/>
         <w:widowControl w:val="false"/>
-        <w:pBdr/>
         <w:shd w:val="clear" w:fill="auto"/>
         <w:spacing w:lineRule="auto" w:line="240" w:before="1" w:after="0"/>
         <w:ind w:hanging="0" w:left="165" w:right="975"/>
@@ -3912,7 +3828,6 @@
         <w:keepLines w:val="false"/>
         <w:pageBreakBefore w:val="false"/>
         <w:widowControl w:val="false"/>
-        <w:pBdr/>
         <w:shd w:val="clear" w:fill="auto"/>
         <w:spacing w:lineRule="auto" w:line="240" w:before="1" w:after="0"/>
         <w:ind w:hanging="0" w:left="165" w:right="975"/>
@@ -3968,7 +3883,6 @@
         <w:keepLines w:val="false"/>
         <w:pageBreakBefore w:val="false"/>
         <w:widowControl w:val="false"/>
-        <w:pBdr/>
         <w:shd w:val="clear" w:fill="auto"/>
         <w:spacing w:lineRule="auto" w:line="240" w:before="1" w:after="0"/>
         <w:ind w:hanging="0" w:left="165" w:right="0"/>
@@ -4024,7 +3938,6 @@
         <w:keepLines w:val="false"/>
         <w:pageBreakBefore w:val="false"/>
         <w:widowControl w:val="false"/>
-        <w:pBdr/>
         <w:shd w:val="clear" w:fill="auto"/>
         <w:spacing w:lineRule="auto" w:line="240" w:before="0" w:after="0"/>
         <w:ind w:hanging="0" w:left="165" w:right="0"/>
@@ -4080,7 +3993,6 @@
         <w:keepLines w:val="false"/>
         <w:pageBreakBefore w:val="false"/>
         <w:widowControl w:val="false"/>
-        <w:pBdr/>
         <w:shd w:val="clear" w:fill="auto"/>
         <w:spacing w:lineRule="auto" w:line="240" w:before="0" w:after="0"/>
         <w:ind w:hanging="0" w:left="0" w:right="0"/>
@@ -4135,7 +4047,6 @@
         <w:keepLines w:val="false"/>
         <w:pageBreakBefore w:val="false"/>
         <w:widowControl w:val="false"/>
-        <w:pBdr/>
         <w:shd w:val="clear" w:fill="auto"/>
         <w:spacing w:lineRule="auto" w:line="240" w:before="182" w:after="0"/>
         <w:ind w:hanging="0" w:left="0" w:right="0"/>
@@ -4196,11 +4107,6 @@
         </w:rPr>
       </w:pPr>
       <w:r>
-        <w:rPr>
-          <w:rFonts w:eastAsia="Times New Roman" w:cs="Times New Roman" w:ascii="Times New Roman" w:hAnsi="Times New Roman"/>
-          <w:sz w:val="24"/>
-          <w:szCs w:val="24"/>
-        </w:rPr>
         <mc:AlternateContent>
           <mc:Choice Requires="wpg">
             <w:drawing>
@@ -4274,7 +4180,7 @@
                               </w:p>
                             </w:txbxContent>
                           </wps:txbx>
-                          <wps:bodyPr tIns="91440" bIns="91440" anchor="ctr">
+                          <wps:bodyPr lIns="0" rIns="0" tIns="0" bIns="0" anchor="ctr">
                             <a:noAutofit/>
                           </wps:bodyPr>
                         </wps:wsp>
@@ -4284,7 +4190,7 @@
                             <pic:cNvPicPr/>
                           </pic:nvPicPr>
                           <pic:blipFill>
-                            <a:blip r:embed="rId19"/>
+                            <a:blip r:embed="rId18"/>
                             <a:stretch/>
                           </pic:blipFill>
                           <pic:spPr>
@@ -4389,7 +4295,7 @@
                     <w10:wrap type="none"/>
                   </v:rect>
                   <v:shape id="shape_0" ID="Shape 16" stroked="f" o:allowincell="f" style="position:absolute;left:165;top:-475;width:9186;height:354;mso-wrap-style:none;v-text-anchor:middle" type="_x0000_t75">
-                    <v:imagedata r:id="rId20" o:detectmouseclick="t"/>
+                    <v:imagedata r:id="rId19" o:detectmouseclick="t"/>
                     <v:stroke color="#3465a4" joinstyle="round" endcap="flat"/>
                     <w10:wrap type="none"/>
                   </v:shape>
@@ -4743,6 +4649,7 @@
     <w:qFormat/>
     <w:pPr>
       <w:widowControl w:val="false"/>
+      <w:suppressAutoHyphens w:val="true"/>
       <w:bidi w:val="0"/>
       <w:spacing w:before="0" w:after="0"/>
       <w:jc w:val="left"/>
@@ -4934,6 +4841,7 @@
     <w:qFormat/>
     <w:pPr>
       <w:widowControl w:val="false"/>
+      <w:suppressAutoHyphens w:val="true"/>
       <w:bidi w:val="0"/>
       <w:spacing w:before="0" w:after="0"/>
       <w:jc w:val="left"/>

--- a/zabeer.docx
+++ b/zabeer.docx
@@ -113,7 +113,7 @@
       <w:hyperlink r:id="rId2">
         <w:r>
           <w:rPr>
-            <w:rStyle w:val="ListLabel20"/>
+            <w:rStyle w:val="ListLabel19"/>
             <w:rFonts w:eastAsia="Arial" w:cs="Arial" w:ascii="Arial" w:hAnsi="Arial"/>
             <w:color w:val="212A35"/>
             <w:sz w:val="20"/>
@@ -125,7 +125,7 @@
       <w:hyperlink r:id="rId3">
         <w:r>
           <w:rPr>
-            <w:rStyle w:val="ListLabel21"/>
+            <w:rStyle w:val="ListLabel20"/>
             <w:rFonts w:eastAsia="Times New Roman" w:cs="Times New Roman" w:ascii="Times New Roman" w:hAnsi="Times New Roman"/>
             <w:color w:val="1F1F1F"/>
             <w:sz w:val="20"/>
@@ -157,7 +157,7 @@
       <w:hyperlink r:id="rId4">
         <w:r>
           <w:rPr>
-            <w:rStyle w:val="ListLabel22"/>
+            <w:rStyle w:val="ListLabel21"/>
             <w:rFonts w:eastAsia="Times New Roman" w:cs="Times New Roman" w:ascii="Times New Roman" w:hAnsi="Times New Roman"/>
             <w:color w:val="0000FF"/>
             <w:sz w:val="20"/>
@@ -2067,7 +2067,7 @@
       <w:hyperlink r:id="rId9">
         <w:r>
           <w:rPr>
-            <w:rStyle w:val="ListLabel23"/>
+            <w:rStyle w:val="ListLabel22"/>
             <w:rFonts w:eastAsia="Calibri" w:cs="Calibri"/>
             <w:b/>
             <w:bCs/>
@@ -2180,7 +2180,7 @@
       <w:hyperlink r:id="rId10">
         <w:r>
           <w:rPr>
-            <w:rStyle w:val="ListLabel24"/>
+            <w:rStyle w:val="ListLabel23"/>
             <w:color w:val="0000FF"/>
             <w:u w:val="single"/>
           </w:rPr>
@@ -2343,9 +2343,9 @@
                             <a:avLst/>
                             <a:gdLst>
                               <a:gd name="textAreaLeft" fmla="*/ 0 w 22680"/>
-                              <a:gd name="textAreaRight" fmla="*/ 23400 w 22680"/>
+                              <a:gd name="textAreaRight" fmla="*/ 23760 w 22680"/>
                               <a:gd name="textAreaTop" fmla="*/ 0 h 7200"/>
-                              <a:gd name="textAreaBottom" fmla="*/ 7920 h 7200"/>
+                              <a:gd name="textAreaBottom" fmla="*/ 8280 h 7200"/>
                             </a:gdLst>
                             <a:ahLst/>
                             <a:rect l="textAreaLeft" t="textAreaTop" r="textAreaRight" b="textAreaBottom"/>
@@ -2556,7 +2556,7 @@
       <w:hyperlink r:id="rId12">
         <w:r>
           <w:rPr>
-            <w:rStyle w:val="ListLabel23"/>
+            <w:rStyle w:val="ListLabel22"/>
             <w:rFonts w:eastAsia="Calibri" w:cs="Calibri"/>
             <w:b/>
             <w:bCs/>
@@ -2691,9 +2691,9 @@
                           <a:avLst/>
                           <a:gdLst>
                             <a:gd name="textAreaLeft" fmla="*/ 0 w 22680"/>
-                            <a:gd name="textAreaRight" fmla="*/ 23400 w 22680"/>
+                            <a:gd name="textAreaRight" fmla="*/ 23760 w 22680"/>
                             <a:gd name="textAreaTop" fmla="*/ 0 h 7200"/>
-                            <a:gd name="textAreaBottom" fmla="*/ 7920 h 7200"/>
+                            <a:gd name="textAreaBottom" fmla="*/ 8280 h 7200"/>
                           </a:gdLst>
                           <a:ahLst/>
                           <a:rect l="textAreaLeft" t="textAreaTop" r="textAreaRight" b="textAreaBottom"/>
@@ -3102,7 +3102,7 @@
       <w:hyperlink r:id="rId15">
         <w:r>
           <w:rPr>
-            <w:rStyle w:val="ListLabel25"/>
+            <w:rStyle w:val="ListLabel24"/>
             <w:rFonts w:eastAsia="Arial" w:cs="Arial" w:ascii="Arial" w:hAnsi="Arial"/>
             <w:b/>
             <w:bCs/>
@@ -3187,9 +3187,9 @@
                           <a:avLst/>
                           <a:gdLst>
                             <a:gd name="textAreaLeft" fmla="*/ 0 w 7200"/>
-                            <a:gd name="textAreaRight" fmla="*/ 7920 w 7200"/>
+                            <a:gd name="textAreaRight" fmla="*/ 8280 w 7200"/>
                             <a:gd name="textAreaTop" fmla="*/ 0 h 237600"/>
-                            <a:gd name="textAreaBottom" fmla="*/ 238320 h 237600"/>
+                            <a:gd name="textAreaBottom" fmla="*/ 238680 h 237600"/>
                           </a:gdLst>
                           <a:ahLst/>
                           <a:rect l="textAreaLeft" t="textAreaTop" r="textAreaRight" b="textAreaBottom"/>

--- a/zabeer.docx
+++ b/zabeer.docx
@@ -239,7 +239,7 @@
                 <wp:extent cx="5833745" cy="266065"/>
                 <wp:effectExtent b="0" l="0" r="0" t="0"/>
                 <wp:wrapTopAndBottom distB="0" distT="0"/>
-                <wp:docPr id="8" name=""/>
+                <wp:docPr id="7" name=""/>
                 <a:graphic>
                   <a:graphicData uri="http://schemas.microsoft.com/office/word/2010/wordprocessingGroup">
                     <wpg:wgp>
@@ -306,7 +306,7 @@
                           </wpg:grpSpPr>
                           <wps:wsp>
                             <wps:cNvSpPr/>
-                            <wps:cNvPr id="28" name="Shape 28"/>
+                            <wps:cNvPr id="27" name="Shape 27"/>
                             <wps:spPr>
                               <a:xfrm>
                                 <a:off x="0" y="0"/>
@@ -338,7 +338,7 @@
                           </wps:wsp>
                           <pic:pic>
                             <pic:nvPicPr>
-                              <pic:cNvPr id="29" name="Shape 29"/>
+                              <pic:cNvPr id="28" name="Shape 28"/>
                               <pic:cNvPicPr preferRelativeResize="0"/>
                             </pic:nvPicPr>
                             <pic:blipFill rotWithShape="1">
@@ -364,7 +364,7 @@
                           </pic:pic>
                           <wps:wsp>
                             <wps:cNvSpPr/>
-                            <wps:cNvPr id="30" name="Shape 30"/>
+                            <wps:cNvPr id="29" name="Shape 29"/>
                             <wps:spPr>
                               <a:xfrm>
                                 <a:off x="0" y="0"/>
@@ -429,12 +429,12 @@
                 <wp:extent cx="5833745" cy="266065"/>
                 <wp:effectExtent b="0" l="0" r="0" t="0"/>
                 <wp:wrapTopAndBottom distB="0" distT="0"/>
-                <wp:docPr id="8" name="image8.png"/>
+                <wp:docPr id="7" name="image9.png"/>
                 <a:graphic>
                   <a:graphicData uri="http://schemas.openxmlformats.org/drawingml/2006/picture">
                     <pic:pic>
                       <pic:nvPicPr>
-                        <pic:cNvPr id="0" name="image8.png"/>
+                        <pic:cNvPr id="0" name="image9.png"/>
                         <pic:cNvPicPr preferRelativeResize="0"/>
                       </pic:nvPicPr>
                       <pic:blipFill>
@@ -515,7 +515,7 @@
           <w:szCs w:val="20"/>
           <w:rtl w:val="0"/>
         </w:rPr>
-        <w:t xml:space="preserve">Here, my primary role involves developing APIs with Node express, Laravel for frontend and mobile app developers. Additionally, I’ve contributed to WordPress development by working on custom plugins.</w:t>
+        <w:t xml:space="preserve">Here, my primary role involves developing APIs with Node express, Laravel , wordpress and make web and mobile app with apis. </w:t>
       </w:r>
     </w:p>
     <w:p>
@@ -559,77 +559,12 @@
           <w:szCs w:val="20"/>
           <w:rtl w:val="0"/>
         </w:rPr>
-        <w:t xml:space="preserve">** Increased 50% values of maximum projects which are assigned to me and proposing future requirements by analysis the business and generated many leads from there as a project manager. </w:t>
-      </w:r>
-      <w:r>
-        <w:rPr>
-          <w:rtl w:val="0"/>
-        </w:rPr>
-      </w:r>
-    </w:p>
-    <w:p>
-      <w:pPr>
-        <w:spacing w:after="0" w:before="1" w:line="240" w:lineRule="auto"/>
-        <w:ind w:left="886" w:right="0" w:firstLine="0"/>
-        <w:jc w:val="left"/>
-        <w:rPr>
-          <w:sz w:val="20"/>
-          <w:szCs w:val="20"/>
-        </w:rPr>
-      </w:pPr>
-      <w:r>
-        <w:rPr>
-          <w:b w:val="1"/>
-          <w:bCs w:val="1"/>
-          <w:sz w:val="20"/>
-          <w:szCs w:val="20"/>
-          <w:rtl w:val="0"/>
-        </w:rPr>
-        <w:t xml:space="preserve">** </w:t>
-      </w:r>
-      <w:r>
-        <w:rPr>
-          <w:sz w:val="20"/>
-          <w:szCs w:val="20"/>
-          <w:rtl w:val="0"/>
-        </w:rPr>
-        <w:t xml:space="preserve">Introduced </w:t>
-      </w:r>
-      <w:r>
-        <w:rPr>
-          <w:b w:val="1"/>
-          <w:bCs w:val="1"/>
-          <w:sz w:val="20"/>
-          <w:szCs w:val="20"/>
-          <w:rtl w:val="0"/>
-        </w:rPr>
-        <w:t xml:space="preserve">Filament </w:t>
-      </w:r>
-      <w:r>
-        <w:rPr>
-          <w:sz w:val="20"/>
-          <w:szCs w:val="20"/>
-          <w:rtl w:val="0"/>
-        </w:rPr>
-        <w:t xml:space="preserve">with laravel which already reduced </w:t>
-      </w:r>
-      <w:r>
-        <w:rPr>
-          <w:b w:val="1"/>
-          <w:bCs w:val="1"/>
-          <w:sz w:val="20"/>
-          <w:szCs w:val="20"/>
-          <w:rtl w:val="0"/>
-        </w:rPr>
-        <w:t xml:space="preserve">70% </w:t>
-      </w:r>
-      <w:r>
-        <w:rPr>
-          <w:sz w:val="20"/>
-          <w:szCs w:val="20"/>
-          <w:rtl w:val="0"/>
-        </w:rPr>
-        <w:t xml:space="preserve">of the development time.</w:t>
+        <w:t xml:space="preserve">** Increased 50% values of maximum projects of wordpress which are assigned to me and proposing future requirements by analysis the business and generated many leads from there as a project manager. </w:t>
+      </w:r>
+      <w:r>
+        <w:rPr>
+          <w:rtl w:val="0"/>
+        </w:rPr>
       </w:r>
     </w:p>
     <w:p>
@@ -658,7 +593,7 @@
           <w:szCs w:val="20"/>
           <w:rtl w:val="0"/>
         </w:rPr>
-        <w:t xml:space="preserve">Laravel – sail </w:t>
+        <w:t xml:space="preserve">Docker in wordpress </w:t>
       </w:r>
       <w:r>
         <w:rPr>
@@ -667,43 +602,6 @@
           <w:rtl w:val="0"/>
         </w:rPr>
         <w:t xml:space="preserve">where everyone can maintain different versions of php in a same machine in laravel as well as wordpress plugin.</w:t>
-      </w:r>
-    </w:p>
-    <w:p>
-      <w:pPr>
-        <w:spacing w:after="0" w:before="0" w:line="240" w:lineRule="auto"/>
-        <w:ind w:left="1116" w:right="339" w:hanging="230"/>
-        <w:jc w:val="left"/>
-        <w:rPr>
-          <w:sz w:val="20"/>
-          <w:szCs w:val="20"/>
-        </w:rPr>
-      </w:pPr>
-      <w:r>
-        <w:rPr>
-          <w:sz w:val="20"/>
-          <w:szCs w:val="20"/>
-          <w:rtl w:val="0"/>
-        </w:rPr>
-        <w:t xml:space="preserve">** Developed an app with express within </w:t>
-      </w:r>
-      <w:r>
-        <w:rPr>
-          <w:b w:val="1"/>
-          <w:bCs w:val="1"/>
-          <w:sz w:val="20"/>
-          <w:szCs w:val="20"/>
-          <w:rtl w:val="0"/>
-        </w:rPr>
-        <w:t xml:space="preserve">7 days </w:t>
-      </w:r>
-      <w:r>
-        <w:rPr>
-          <w:sz w:val="20"/>
-          <w:szCs w:val="20"/>
-          <w:rtl w:val="0"/>
-        </w:rPr>
-        <w:t xml:space="preserve">(Learning and implementation of the ecommerce) as Client Demanded the project should be build in express, mongodb-mongoose,</w:t>
       </w:r>
     </w:p>
     <w:p>
@@ -1244,8 +1142,34 @@
           <w:vertAlign w:val="baseline"/>
           <w:rtl w:val="0"/>
         </w:rPr>
-        <w:t xml:space="preserve">* Used Clerk authentication for enhanced built-in security instead of JWT.</w:t>
+        <w:t xml:space="preserve">* L</w:t>
+      </w:r>
+      <w:r>
+        <w:rPr>
+          <w:b w:val="1"/>
+          <w:bCs w:val="1"/>
+          <w:color w:val="111111"/>
+          <w:rtl w:val="0"/>
+        </w:rPr>
+        <w:t xml:space="preserve">ogin with google (oath2) [web + mobile]</w:t>
         <w:br w:type="textWrapping"/>
+      </w:r>
+      <w:r>
+        <w:rPr>
+          <w:b w:val="1"/>
+          <w:bCs w:val="1"/>
+          <w:i w:val="0"/>
+          <w:iCs w:val="0"/>
+          <w:smallCaps w:val="0"/>
+          <w:strike w:val="0"/>
+          <w:color w:val="111111"/>
+          <w:sz w:val="22"/>
+          <w:szCs w:val="22"/>
+          <w:u w:val="none"/>
+          <w:shd w:fill="auto" w:val="clear"/>
+          <w:vertAlign w:val="baseline"/>
+          <w:rtl w:val="0"/>
+        </w:rPr>
         <w:t xml:space="preserve">* </w:t>
       </w:r>
       <w:r>
@@ -1505,7 +1429,7 @@
           <w:color w:val="274e13"/>
           <w:rtl w:val="0"/>
         </w:rPr>
-        <w:t xml:space="preserve">NOTE: The backend, frontend, and mobile application were fully designed and developed by me independently, with no other developers involved in the project</w:t>
+        <w:t xml:space="preserve">NOTE: The backend, frontend, and mobile application were fully designed and developed by me independently, with no other developers involved in the proje</w:t>
       </w:r>
       <w:r>
         <w:rPr>
@@ -1531,7 +1455,7 @@
           <w:iCs w:val="0"/>
           <w:smallCaps w:val="0"/>
           <w:strike w:val="0"/>
-          <w:color w:val="111111"/>
+          <w:color w:val="0000ff"/>
           <w:sz w:val="22"/>
           <w:szCs w:val="22"/>
           <w:u w:val="none"/>
@@ -1556,7 +1480,6 @@
           <w:rtl w:val="0"/>
         </w:rPr>
         <w:br w:type="textWrapping"/>
-        <w:br w:type="textWrapping"/>
         <w:t xml:space="preserve"> </w:t>
         <w:br w:type="textWrapping"/>
       </w:r>
@@ -1574,73 +1497,9 @@
       </w:r>
       <w:r>
         <w:rPr>
-          <w:rtl w:val="0"/>
-        </w:rPr>
-      </w:r>
-    </w:p>
-    <w:p>
-      <w:pPr>
-        <w:keepNext w:val="0"/>
-        <w:keepLines w:val="0"/>
-        <w:pageBreakBefore w:val="0"/>
-        <w:widowControl w:val="0"/>
-        <w:shd w:fill="auto" w:val="clear"/>
-        <w:tabs>
-          <w:tab w:val="left" w:leader="none" w:pos="322"/>
-        </w:tabs>
-        <w:spacing w:after="0" w:before="0" w:line="240" w:lineRule="auto"/>
-        <w:ind w:left="165" w:right="-90" w:firstLine="0"/>
-        <w:jc w:val="left"/>
-        <w:rPr>
-          <w:rFonts w:ascii="Calibri" w:cs="Calibri" w:eastAsia="Calibri" w:hAnsi="Calibri"/>
-          <w:b w:val="1"/>
-          <w:bCs w:val="1"/>
-          <w:i w:val="0"/>
-          <w:iCs w:val="0"/>
-          <w:smallCaps w:val="0"/>
-          <w:strike w:val="0"/>
           <w:color w:val="111111"/>
-          <w:sz w:val="22"/>
-          <w:szCs w:val="22"/>
-          <w:u w:val="none"/>
-          <w:shd w:fill="auto" w:val="clear"/>
-          <w:vertAlign w:val="baseline"/>
-        </w:rPr>
-      </w:pPr>
-      <w:r>
-        <w:rPr>
-          <w:b w:val="1"/>
-          <w:bCs w:val="1"/>
-          <w:color w:val="111111"/>
-          <w:rtl w:val="0"/>
-        </w:rPr>
-        <w:t xml:space="preserve">Tapedb</w:t>
-      </w:r>
-      <w:r>
-        <w:rPr>
-          <w:color w:val="111111"/>
-          <w:rtl w:val="0"/>
-        </w:rPr>
-        <w:t xml:space="preserve">: * wordpress plugin with react * zustand  is used * wordpress rest api *jwt * mysql indexing * GCS (google cloud) instead of wordpress file storage. </w:t>
-        <w:br w:type="textWrapping"/>
-        <w:t xml:space="preserve">Website: </w:t>
-      </w:r>
-      <w:hyperlink r:id="rId13">
-        <w:r>
-          <w:rPr>
-            <w:color w:val="0000ff"/>
-            <w:u w:val="single"/>
-            <w:rtl w:val="0"/>
-          </w:rPr>
-          <w:t xml:space="preserve">https://tapedb.com</w:t>
-        </w:r>
-      </w:hyperlink>
-      <w:r>
-        <w:rPr>
-          <w:color w:val="111111"/>
-          <w:rtl w:val="0"/>
-        </w:rPr>
-        <w:br w:type="textWrapping"/>
+          <w:rtl w:val="0"/>
+        </w:rPr>
         <w:br w:type="textWrapping"/>
       </w:r>
       <w:r>
@@ -1675,6 +1534,10 @@
         </w:rPr>
         <w:t xml:space="preserve">* wordpress plugin with react * zustand  is used * wordpress rest api * jwt * multiple roles * multi step form. </w:t>
         <w:br w:type="textWrapping"/>
+        <w:t xml:space="preserve">Code Architecture:</w:t>
+        <w:br w:type="textWrapping"/>
+        <w:t xml:space="preserve">* SOLID, *Factory *IOC</w:t>
+        <w:br w:type="textWrapping"/>
         <w:t xml:space="preserve">website: </w:t>
       </w:r>
       <w:r>
@@ -1683,443 +1546,6 @@
           <w:rtl w:val="0"/>
         </w:rPr>
         <w:t xml:space="preserve">https://pickmybeauty.de</w:t>
-      </w:r>
-      <w:r>
-        <w:rPr>
-          <w:color w:val="111111"/>
-          <w:rtl w:val="0"/>
-        </w:rPr>
-        <w:br w:type="textWrapping"/>
-      </w:r>
-      <w:r>
-        <w:rPr>
-          <w:b w:val="1"/>
-          <w:bCs w:val="1"/>
-          <w:i w:val="0"/>
-          <w:iCs w:val="0"/>
-          <w:smallCaps w:val="0"/>
-          <w:strike w:val="0"/>
-          <w:color w:val="0000ff"/>
-          <w:sz w:val="22"/>
-          <w:szCs w:val="22"/>
-          <w:u w:val="single"/>
-          <w:shd w:fill="auto" w:val="clear"/>
-          <w:vertAlign w:val="baseline"/>
-          <w:rtl w:val="0"/>
-        </w:rPr>
-        <w:br w:type="textWrapping"/>
-      </w:r>
-      <w:r>
-        <w:rPr>
-          <w:rtl w:val="0"/>
-        </w:rPr>
-      </w:r>
-    </w:p>
-    <w:p>
-      <w:pPr>
-        <w:keepNext w:val="0"/>
-        <w:keepLines w:val="0"/>
-        <w:pageBreakBefore w:val="0"/>
-        <w:widowControl w:val="0"/>
-        <w:shd w:fill="auto" w:val="clear"/>
-        <w:spacing w:after="0" w:before="0" w:line="240" w:lineRule="auto"/>
-        <w:ind w:left="165" w:right="0" w:firstLine="0"/>
-        <w:jc w:val="left"/>
-        <w:rPr>
-          <w:rFonts w:ascii="Calibri" w:cs="Calibri" w:eastAsia="Calibri" w:hAnsi="Calibri"/>
-          <w:b w:val="1"/>
-          <w:bCs w:val="1"/>
-          <w:i w:val="0"/>
-          <w:iCs w:val="0"/>
-          <w:smallCaps w:val="0"/>
-          <w:strike w:val="0"/>
-          <w:color w:val="000000"/>
-          <w:sz w:val="22"/>
-          <w:szCs w:val="22"/>
-          <w:u w:val="none"/>
-          <w:shd w:fill="auto" w:val="clear"/>
-          <w:vertAlign w:val="baseline"/>
-        </w:rPr>
-      </w:pPr>
-      <w:r>
-        <w:rPr>
-          <w:b w:val="1"/>
-          <w:bCs w:val="1"/>
-          <w:i w:val="0"/>
-          <w:iCs w:val="0"/>
-          <w:smallCaps w:val="0"/>
-          <w:strike w:val="0"/>
-          <w:color w:val="0000ff"/>
-          <w:sz w:val="22"/>
-          <w:szCs w:val="22"/>
-          <w:highlight w:val="cyan"/>
-          <w:u w:val="single"/>
-          <w:vertAlign w:val="baseline"/>
-          <w:rtl w:val="0"/>
-        </w:rPr>
-        <w:t xml:space="preserve">Laravel Microservice</w:t>
-      </w:r>
-      <w:r>
-        <w:rPr>
-          <w:b w:val="1"/>
-          <w:bCs w:val="1"/>
-          <w:i w:val="0"/>
-          <w:iCs w:val="0"/>
-          <w:smallCaps w:val="0"/>
-          <w:strike w:val="0"/>
-          <w:color w:val="000000"/>
-          <w:sz w:val="22"/>
-          <w:szCs w:val="22"/>
-          <w:highlight w:val="cyan"/>
-          <w:u w:val="none"/>
-          <w:vertAlign w:val="baseline"/>
-          <w:rtl w:val="0"/>
-        </w:rPr>
-        <w:t xml:space="preserve">:</w:t>
-      </w:r>
-      <w:r>
-        <w:rPr>
-          <w:rtl w:val="0"/>
-        </w:rPr>
-      </w:r>
-      <w:r>
-        <mc:AlternateContent>
-          <mc:Choice Requires="wpg">
-            <w:drawing>
-              <wp:anchor allowOverlap="1" behindDoc="0" distB="0" distT="0" distL="0" distR="0" hidden="0" layoutInCell="1" locked="0" relativeHeight="0" simplePos="0">
-                <wp:simplePos x="0" y="0"/>
-                <wp:positionH relativeFrom="column">
-                  <wp:posOffset>1551623</wp:posOffset>
-                </wp:positionH>
-                <wp:positionV relativeFrom="paragraph">
-                  <wp:posOffset>137478</wp:posOffset>
-                </wp:positionV>
-                <wp:extent cx="49530" cy="22225"/>
-                <wp:effectExtent b="0" l="0" r="0" t="0"/>
-                <wp:wrapNone/>
-                <wp:docPr id="6" name=""/>
-                <a:graphic>
-                  <a:graphicData uri="http://schemas.microsoft.com/office/word/2010/wordprocessingShape">
-                    <wps:wsp>
-                      <wps:cNvSpPr/>
-                      <wps:cNvPr id="24" name="Shape 24"/>
-                      <wps:spPr>
-                        <a:xfrm>
-                          <a:off x="5326020" y="3773700"/>
-                          <a:ext cx="39960" cy="12600"/>
-                        </a:xfrm>
-                        <a:custGeom>
-                          <a:rect b="b" l="l" r="r" t="t"/>
-                          <a:pathLst>
-                            <a:path extrusionOk="0" h="9525" w="40005">
-                              <a:moveTo>
-                                <a:pt x="39624" y="0"/>
-                              </a:moveTo>
-                              <a:lnTo>
-                                <a:pt x="0" y="0"/>
-                              </a:lnTo>
-                              <a:lnTo>
-                                <a:pt x="0" y="9143"/>
-                              </a:lnTo>
-                              <a:lnTo>
-                                <a:pt x="39624" y="9143"/>
-                              </a:lnTo>
-                              <a:lnTo>
-                                <a:pt x="39624" y="0"/>
-                              </a:lnTo>
-                              <a:close/>
-                            </a:path>
-                          </a:pathLst>
-                        </a:custGeom>
-                        <a:solidFill>
-                          <a:srgbClr val="000000"/>
-                        </a:solidFill>
-                        <a:ln>
-                          <a:noFill/>
-                        </a:ln>
-                      </wps:spPr>
-                      <wps:bodyPr anchorCtr="0" anchor="ctr" bIns="91425" lIns="91425" spcFirstLastPara="1" rIns="91425" wrap="square" tIns="91425">
-                        <a:noAutofit/>
-                      </wps:bodyPr>
-                    </wps:wsp>
-                  </a:graphicData>
-                </a:graphic>
-              </wp:anchor>
-            </w:drawing>
-          </mc:Choice>
-          <mc:Fallback>
-            <w:drawing>
-              <wp:anchor allowOverlap="1" behindDoc="0" distB="0" distT="0" distL="0" distR="0" hidden="0" layoutInCell="1" locked="0" relativeHeight="0" simplePos="0">
-                <wp:simplePos x="0" y="0"/>
-                <wp:positionH relativeFrom="column">
-                  <wp:posOffset>1551623</wp:posOffset>
-                </wp:positionH>
-                <wp:positionV relativeFrom="paragraph">
-                  <wp:posOffset>137478</wp:posOffset>
-                </wp:positionV>
-                <wp:extent cx="49530" cy="22225"/>
-                <wp:effectExtent b="0" l="0" r="0" t="0"/>
-                <wp:wrapNone/>
-                <wp:docPr id="6" name="image6.png"/>
-                <a:graphic>
-                  <a:graphicData uri="http://schemas.openxmlformats.org/drawingml/2006/picture">
-                    <pic:pic>
-                      <pic:nvPicPr>
-                        <pic:cNvPr id="0" name="image6.png"/>
-                        <pic:cNvPicPr preferRelativeResize="0"/>
-                      </pic:nvPicPr>
-                      <pic:blipFill>
-                        <a:blip r:embed="rId10"/>
-                        <a:srcRect/>
-                        <a:stretch>
-                          <a:fillRect/>
-                        </a:stretch>
-                      </pic:blipFill>
-                      <pic:spPr>
-                        <a:xfrm>
-                          <a:off x="0" y="0"/>
-                          <a:ext cx="49530" cy="22225"/>
-                        </a:xfrm>
-                        <a:prstGeom prst="rect"/>
-                        <a:ln/>
-                      </pic:spPr>
-                    </pic:pic>
-                  </a:graphicData>
-                </a:graphic>
-              </wp:anchor>
-            </w:drawing>
-          </mc:Fallback>
-        </mc:AlternateContent>
-      </w:r>
-    </w:p>
-    <w:p>
-      <w:pPr>
-        <w:keepNext w:val="0"/>
-        <w:keepLines w:val="0"/>
-        <w:pageBreakBefore w:val="0"/>
-        <w:widowControl w:val="0"/>
-        <w:shd w:fill="auto" w:val="clear"/>
-        <w:spacing w:after="0" w:before="0" w:line="240" w:lineRule="auto"/>
-        <w:ind w:left="165" w:right="0" w:firstLine="0"/>
-        <w:jc w:val="left"/>
-        <w:rPr>
-          <w:rFonts w:ascii="Calibri" w:cs="Calibri" w:eastAsia="Calibri" w:hAnsi="Calibri"/>
-          <w:b w:val="1"/>
-          <w:bCs w:val="1"/>
-          <w:i w:val="0"/>
-          <w:iCs w:val="0"/>
-          <w:smallCaps w:val="0"/>
-          <w:strike w:val="0"/>
-          <w:color w:val="000000"/>
-          <w:sz w:val="22"/>
-          <w:szCs w:val="22"/>
-          <w:u w:val="none"/>
-          <w:shd w:fill="auto" w:val="clear"/>
-          <w:vertAlign w:val="baseline"/>
-        </w:rPr>
-      </w:pPr>
-      <w:r>
-        <w:rPr>
-          <w:b w:val="1"/>
-          <w:bCs w:val="1"/>
-          <w:i w:val="0"/>
-          <w:iCs w:val="0"/>
-          <w:smallCaps w:val="0"/>
-          <w:strike w:val="0"/>
-          <w:color w:val="ff0700"/>
-          <w:sz w:val="22"/>
-          <w:szCs w:val="22"/>
-          <w:u w:val="none"/>
-          <w:shd w:fill="auto" w:val="clear"/>
-          <w:vertAlign w:val="baseline"/>
-          <w:rtl w:val="0"/>
-        </w:rPr>
-        <w:t xml:space="preserve">Docker (Laravel  Sail)| RabbitMQ Message Broker  </w:t>
-        <w:br w:type="textWrapping"/>
-      </w:r>
-      <w:r>
-        <w:rPr>
-          <w:b w:val="1"/>
-          <w:bCs w:val="1"/>
-          <w:i w:val="0"/>
-          <w:iCs w:val="0"/>
-          <w:smallCaps w:val="0"/>
-          <w:strike w:val="0"/>
-          <w:color w:val="111111"/>
-          <w:sz w:val="22"/>
-          <w:szCs w:val="22"/>
-          <w:u w:val="none"/>
-          <w:shd w:fill="auto" w:val="clear"/>
-          <w:vertAlign w:val="baseline"/>
-          <w:rtl w:val="0"/>
-        </w:rPr>
-        <w:t xml:space="preserve">** Communication between completely separate application. </w:t>
-        <w:br w:type="textWrapping"/>
-        <w:t xml:space="preserve">** 6 servers. 3 is for one app and 3 is for another app. (laravel main app, mysql and phpmyadmin) </w:t>
-      </w:r>
-      <w:r>
-        <w:rPr>
-          <w:rtl w:val="0"/>
-        </w:rPr>
-      </w:r>
-    </w:p>
-    <w:p>
-      <w:pPr>
-        <w:keepNext w:val="0"/>
-        <w:keepLines w:val="0"/>
-        <w:pageBreakBefore w:val="0"/>
-        <w:widowControl w:val="0"/>
-        <w:shd w:fill="auto" w:val="clear"/>
-        <w:spacing w:after="0" w:before="207" w:line="240" w:lineRule="auto"/>
-        <w:ind w:left="165" w:right="0" w:firstLine="0"/>
-        <w:jc w:val="left"/>
-        <w:rPr>
-          <w:rFonts w:ascii="Calibri" w:cs="Calibri" w:eastAsia="Calibri" w:hAnsi="Calibri"/>
-          <w:b w:val="1"/>
-          <w:bCs w:val="1"/>
-          <w:i w:val="0"/>
-          <w:iCs w:val="0"/>
-          <w:smallCaps w:val="0"/>
-          <w:strike w:val="0"/>
-          <w:color w:val="0000ff"/>
-          <w:sz w:val="22"/>
-          <w:szCs w:val="22"/>
-          <w:u w:val="none"/>
-          <w:shd w:fill="auto" w:val="clear"/>
-          <w:vertAlign w:val="baseline"/>
-        </w:rPr>
-      </w:pPr>
-      <w:r>
-        <w:rPr>
-          <w:b w:val="1"/>
-          <w:bCs w:val="1"/>
-          <w:i w:val="0"/>
-          <w:iCs w:val="0"/>
-          <w:smallCaps w:val="0"/>
-          <w:strike w:val="0"/>
-          <w:color w:val="111111"/>
-          <w:sz w:val="22"/>
-          <w:szCs w:val="22"/>
-          <w:u w:val="none"/>
-          <w:shd w:fill="auto" w:val="clear"/>
-          <w:vertAlign w:val="baseline"/>
-          <w:rtl w:val="0"/>
-        </w:rPr>
-        <w:t xml:space="preserve">Github: </w:t>
-      </w:r>
-      <w:hyperlink r:id="rId14">
-        <w:r>
-          <w:rPr>
-            <w:b w:val="1"/>
-            <w:bCs w:val="1"/>
-            <w:i w:val="0"/>
-            <w:iCs w:val="0"/>
-            <w:smallCaps w:val="0"/>
-            <w:strike w:val="0"/>
-            <w:color w:val="0000ff"/>
-            <w:sz w:val="22"/>
-            <w:szCs w:val="22"/>
-            <w:u w:val="single"/>
-            <w:shd w:fill="auto" w:val="clear"/>
-            <w:vertAlign w:val="baseline"/>
-            <w:rtl w:val="0"/>
-          </w:rPr>
-          <w:t xml:space="preserve">https://github.com/zabeer001/microservice_laravel</w:t>
-        </w:r>
-      </w:hyperlink>
-      <w:r>
-        <w:rPr>
-          <w:b w:val="1"/>
-          <w:bCs w:val="1"/>
-          <w:color w:val="0000ff"/>
-          <w:u w:val="single"/>
-          <w:rtl w:val="0"/>
-        </w:rPr>
-        <w:br w:type="textWrapping"/>
-        <w:br w:type="textWrapping"/>
-      </w:r>
-      <w:r>
-        <w:rPr>
-          <w:b w:val="1"/>
-          <w:bCs w:val="1"/>
-          <w:color w:val="0000ff"/>
-          <w:highlight w:val="cyan"/>
-          <w:u w:val="single"/>
-          <w:rtl w:val="0"/>
-        </w:rPr>
-        <w:t xml:space="preserve">Booking System (Clean Code Strcuture) :  </w:t>
-        <w:br w:type="textWrapping"/>
-      </w:r>
-      <w:r>
-        <w:rPr>
-          <w:highlight w:val="white"/>
-          <w:rtl w:val="0"/>
-        </w:rPr>
-        <w:t xml:space="preserve">Features: Auto-generated Google Meet link using </w:t>
-      </w:r>
-      <w:r>
-        <w:rPr>
-          <w:b w:val="1"/>
-          <w:bCs w:val="1"/>
-          <w:highlight w:val="white"/>
-          <w:rtl w:val="0"/>
-        </w:rPr>
-        <w:t xml:space="preserve">Google Calendar API</w:t>
-      </w:r>
-      <w:r>
-        <w:rPr>
-          <w:highlight w:val="white"/>
-          <w:rtl w:val="0"/>
-        </w:rPr>
-        <w:t xml:space="preserve">* </w:t>
-        <w:br w:type="textWrapping"/>
-        <w:t xml:space="preserve">* Not only file more than 100 lines of code.</w:t>
-        <w:br w:type="textWrapping"/>
-        <w:t xml:space="preserve">* Service Layer </w:t>
-      </w:r>
-      <w:r>
-        <w:rPr>
-          <w:b w:val="1"/>
-          <w:bCs w:val="1"/>
-          <w:highlight w:val="white"/>
-          <w:rtl w:val="0"/>
-        </w:rPr>
-        <w:t xml:space="preserve">SOLID</w:t>
-      </w:r>
-      <w:r>
-        <w:rPr>
-          <w:highlight w:val="white"/>
-          <w:rtl w:val="0"/>
-        </w:rPr>
-        <w:t xml:space="preserve"> design patterns with DI (</w:t>
-      </w:r>
-      <w:r>
-        <w:rPr>
-          <w:rFonts w:ascii="Arial" w:cs="Arial" w:eastAsia="Arial" w:hAnsi="Arial"/>
-          <w:b w:val="1"/>
-          <w:bCs w:val="1"/>
-          <w:sz w:val="24"/>
-          <w:szCs w:val="24"/>
-          <w:highlight w:val="white"/>
-          <w:rtl w:val="0"/>
-        </w:rPr>
-        <w:t xml:space="preserve">Dependency Injection</w:t>
-      </w:r>
-      <w:r>
-        <w:rPr>
-          <w:highlight w:val="white"/>
-          <w:rtl w:val="0"/>
-        </w:rPr>
-        <w:t xml:space="preserve">).  Interface Segregation  Applied in Booking service.</w:t>
-        <w:br w:type="textWrapping"/>
-      </w:r>
-      <w:r>
-        <w:rPr>
-          <w:color w:val="0000ff"/>
-          <w:highlight w:val="white"/>
-          <w:rtl w:val="0"/>
-        </w:rPr>
-        <w:t xml:space="preserve">Github: https://github.com/zabeer001/calendly-clone</w:t>
       </w:r>
       <w:r>
         <w:rPr>
@@ -2214,12 +1640,12 @@
                 <wp:extent cx="49530" cy="22225"/>
                 <wp:effectExtent b="0" l="0" r="0" t="0"/>
                 <wp:wrapNone/>
-                <wp:docPr id="2" name="image2.png"/>
+                <wp:docPr id="2" name="image3.png"/>
                 <a:graphic>
                   <a:graphicData uri="http://schemas.openxmlformats.org/drawingml/2006/picture">
                     <pic:pic>
                       <pic:nvPicPr>
-                        <pic:cNvPr id="0" name="image2.png"/>
+                        <pic:cNvPr id="0" name="image3.png"/>
                         <pic:cNvPicPr preferRelativeResize="0"/>
                       </pic:nvPicPr>
                       <pic:blipFill>
@@ -2400,7 +1826,7 @@
                               <pic:cNvPicPr preferRelativeResize="0"/>
                             </pic:nvPicPr>
                             <pic:blipFill rotWithShape="1">
-                              <a:blip r:embed="rId15">
+                              <a:blip r:embed="rId13">
                                 <a:alphaModFix/>
                               </a:blip>
                               <a:srcRect b="0" l="0" r="0" t="0"/>
@@ -2486,12 +1912,12 @@
                 <wp:extent cx="5847715" cy="209550"/>
                 <wp:effectExtent b="0" l="0" r="0" t="0"/>
                 <wp:wrapTopAndBottom distB="0" distT="0"/>
-                <wp:docPr id="4" name="image4.png"/>
+                <wp:docPr id="4" name="image5.png"/>
                 <a:graphic>
                   <a:graphicData uri="http://schemas.openxmlformats.org/drawingml/2006/picture">
                     <pic:pic>
                       <pic:nvPicPr>
-                        <pic:cNvPr id="0" name="image4.png"/>
+                        <pic:cNvPr id="0" name="image5.png"/>
                         <pic:cNvPicPr preferRelativeResize="0"/>
                       </pic:nvPicPr>
                       <pic:blipFill>
@@ -2571,7 +1997,7 @@
         </w:rPr>
         <w:t xml:space="preserve">Link : </w:t>
       </w:r>
-      <w:hyperlink r:id="rId16">
+      <w:hyperlink r:id="rId14">
         <w:r>
           <w:rPr>
             <w:rFonts w:ascii="Arial" w:cs="Arial" w:eastAsia="Arial" w:hAnsi="Arial"/>
@@ -2681,12 +2107,12 @@
                 <wp:extent cx="22225" cy="428625"/>
                 <wp:effectExtent b="0" l="0" r="0" t="0"/>
                 <wp:wrapNone/>
-                <wp:docPr id="7" name=""/>
+                <wp:docPr id="6" name=""/>
                 <a:graphic>
                   <a:graphicData uri="http://schemas.microsoft.com/office/word/2010/wordprocessingShape">
                     <wps:wsp>
                       <wps:cNvSpPr/>
-                      <wps:cNvPr id="25" name="Shape 25"/>
+                      <wps:cNvPr id="24" name="Shape 24"/>
                       <wps:spPr>
                         <a:xfrm>
                           <a:off x="5339700" y="3570480"/>
@@ -2738,7 +2164,7 @@
                 <wp:extent cx="22225" cy="428625"/>
                 <wp:effectExtent b="0" l="0" r="0" t="0"/>
                 <wp:wrapNone/>
-                <wp:docPr id="7" name="image7.png"/>
+                <wp:docPr id="6" name="image7.png"/>
                 <a:graphic>
                   <a:graphicData uri="http://schemas.openxmlformats.org/drawingml/2006/picture">
                     <pic:pic>
@@ -3119,12 +2545,12 @@
                 <wp:extent cx="5833745" cy="248285"/>
                 <wp:effectExtent b="0" l="0" r="0" t="0"/>
                 <wp:wrapNone/>
-                <wp:docPr id="3" name="image3.png"/>
+                <wp:docPr id="3" name="image4.png"/>
                 <a:graphic>
                   <a:graphicData uri="http://schemas.openxmlformats.org/drawingml/2006/picture">
                     <pic:pic>
                       <pic:nvPicPr>
-                        <pic:cNvPr id="0" name="image3.png"/>
+                        <pic:cNvPr id="0" name="image4.png"/>
                         <pic:cNvPicPr preferRelativeResize="0"/>
                       </pic:nvPicPr>
                       <pic:blipFill>
@@ -3693,12 +3119,12 @@
                 <wp:extent cx="5833745" cy="225425"/>
                 <wp:effectExtent b="0" l="0" r="0" t="0"/>
                 <wp:wrapNone/>
-                <wp:docPr id="5" name="image5.png"/>
+                <wp:docPr id="5" name="image6.png"/>
                 <a:graphic>
                   <a:graphicData uri="http://schemas.openxmlformats.org/drawingml/2006/picture">
                     <pic:pic>
                       <pic:nvPicPr>
-                        <pic:cNvPr id="0" name="image5.png"/>
+                        <pic:cNvPr id="0" name="image6.png"/>
                         <pic:cNvPicPr preferRelativeResize="0"/>
                       </pic:nvPicPr>
                       <pic:blipFill>
